--- a/Fase 2/Evidencias Proyecto/Evidencias de Documentación/Plan Pruebas Inicial CuTuCo.docx
+++ b/Fase 2/Evidencias Proyecto/Evidencias de Documentación/Plan Pruebas Inicial CuTuCo.docx
@@ -441,7 +441,7 @@
                 <w:rFonts w:asciiTheme="majorHAnsi" w:hAnsiTheme="majorHAnsi" w:cstheme="majorHAnsi"/>
                 <w:sz w:val="17"/>
               </w:rPr>
-              <w:t>Nosotros utilizaremos un enfoque tradicional y estructurado en cuatro fases. Planificación Inicial: acta de constitución, EDT, hitos de desarrollo y diccionario, Carta Gantt, matriz RACI, matriz de riesgos y este plan. Análisis y Diseño: ERS, modelos de datos y arquitectura, mockups de interfaz y plan de calidad y costos. Construcción: código fuente y documentación interna, base de datos y scripts de creación, minuta de control de programación y verificación de alcances. Implementación y Cierre: plan de pruebas final y reporte de estatus final, plan de implantación, soporte y mantenimiento, y manuales de usuario y administrador.</w:t>
+              <w:t>Utilizaremos un enfoque tradicional y estructurado en cuatro fases. Planificación Inicial: acta de constitución, EDT, hitos de desarrollo y diccionario, Carta Gantt, matriz RACI, matriz de riesgos y este plan. Análisis y Diseño: ERS, modelos de datos y arquitectura, mockups de interfaz y plan de calidad y costos. Construcción: código fuente y documentación interna, base de datos y scripts de creación, minuta de control de programación y verificación de alcances. Implementación y Cierre: plan de pruebas final y reporte de estatus final, plan de implantación, soporte y mantenimiento, y manuales de usuario y administrador.</w:t>
             </w:r>
           </w:p>
         </w:tc>
@@ -488,7 +488,7 @@
                 <w:rFonts w:asciiTheme="majorHAnsi" w:hAnsiTheme="majorHAnsi" w:cstheme="majorHAnsi"/>
                 <w:sz w:val="17"/>
               </w:rPr>
-              <w:t>Nosotros somos dos integrantes, Vicente Rivera (líder backend) e Ignacio Fuenzalida (IT frontend), y compartimos arquitectura, pruebas, documentación, control de cambios y coordinación.</w:t>
+              <w:t>Somos dos integrantes, Vicente Rivera (líder backend) e Ignacio Fuenzalida (IT frontend), y compartimos arquitectura, pruebas, documentación, control de cambios y coordinación.</w:t>
             </w:r>
           </w:p>
         </w:tc>
@@ -535,7 +535,7 @@
                 <w:rFonts w:asciiTheme="majorHAnsi" w:hAnsiTheme="majorHAnsi" w:cstheme="majorHAnsi"/>
                 <w:sz w:val="17"/>
               </w:rPr>
-              <w:t>Nosotros trabajaremos durante 13 semanas: 11 semanas de desarrollo y 2 semanas de preparación y entrega final.</w:t>
+              <w:t>Trabajaremos durante 13 semanas: 11 semanas de desarrollo y 2 semanas de preparación y entrega final.</w:t>
             </w:r>
           </w:p>
         </w:tc>
@@ -723,7 +723,7 @@
                 <w:rFonts w:asciiTheme="majorHAnsi" w:hAnsiTheme="majorHAnsi" w:cstheme="majorHAnsi"/>
                 <w:sz w:val="17"/>
               </w:rPr>
-              <w:t>Los requerimientos actualizados y la arquitectura definida para ellos: Supabase Auth, PostgREST con RLS, FastAPI, Resend, Webpay Plus normal y payouts manuales.</w:t>
+              <w:t>Los requerimientos actualizados y la arquitectura definida para ellos: Supabase Auth, PostgREST con RLS, FastAPI, Resend y Webpay Mall (Split Payment) de Transbank.</w:t>
             </w:r>
           </w:p>
         </w:tc>
@@ -807,7 +807,7 @@
         <w:rPr>
           <w:rFonts w:asciiTheme="majorHAnsi" w:hAnsiTheme="majorHAnsi" w:cstheme="majorHAnsi"/>
         </w:rPr>
-        <w:t>Nosotros elaboramos este Plan de Pruebas Inicial para dejar definido, desde la etapa de planificación, qué vamos a probar, cómo lo vamos a probar, en qué ambiente, qué evidencia vamos a guardar y cómo vamos a registrar los defectos. Lo usaremos como base durante la construcción y lo actualizaremos cada vez que un cambio aprobado afecte el alcance o los criterios de aceptación.</w:t>
+        <w:t>Elaboramos este Plan de Pruebas Inicial para dejar definido, desde la etapa de planificación, qué vamos a probar, cómo lo vamos a probar, en qué ambiente, qué evidencia vamos a guardar y cómo vamos a registrar los defectos. Lo usaremos como base durante la construcción y lo actualizaremos cada vez que un cambio aprobado afecte el alcance o los criterios de aceptación.</w:t>
       </w:r>
     </w:p>
     <w:p>
@@ -820,7 +820,7 @@
         <w:rPr>
           <w:rFonts w:asciiTheme="majorHAnsi" w:hAnsiTheme="majorHAnsi" w:cstheme="majorHAnsi"/>
         </w:rPr>
-        <w:t>Este plan parte de los requerimientos actualizados. Nuestro objetivo es comprobar que cada flujo definido funcione como lo especificamos. Priorizamos lo que toca directamente el dinero, la seguridad y la confianza del usuario: login, checkout, pago, entrega con código de verificación y payout.</w:t>
+        <w:t>Este plan parte de los requerimientos actualizados. Nuestro objetivo es comprobar que cada flujo definido funcione como lo especificamos. Priorizamos lo que toca directamente el dinero, la seguridad y la confianza del usuario: login, checkout, pago, entrega con código de verificación y reembolsos.</w:t>
       </w:r>
     </w:p>
     <w:p>
@@ -847,7 +847,7 @@
         <w:rPr>
           <w:rFonts w:asciiTheme="majorHAnsi" w:hAnsiTheme="majorHAnsi" w:cstheme="majorHAnsi"/>
         </w:rPr>
-        <w:t>Nosotros construimos CuTuCo con Vue.js + Vite en el frontend, FastAPI + Docker en el backend y PostgreSQL en Supabase, con despliegue en la nube. El login y las contraseñas están a cargo de Supabase Auth (GoTrue), las consultas simples van directo a PostgREST protegidas con RLS, FastAPI concentra las reglas de negocio y los correos salen por Resend. Por eso las pruebas cubren cada función y también las conexiones entre estos componentes.</w:t>
+        <w:t>Construimos CuTuCo con Vue.js + Vite en el frontend, FastAPI + Docker en el backend y PostgreSQL en Supabase, con despliegue en la nube. El login y las contraseñas están a cargo de Supabase Auth (GoTrue), las consultas simples van directo a PostgREST protegidas con RLS, FastAPI concentra las reglas de negocio y los correos salen por Resend. Por eso las pruebas cubren cada función y también las conexiones entre estos componentes.</w:t>
       </w:r>
     </w:p>
     <w:tbl>
@@ -979,7 +979,7 @@
                 <w:rFonts w:asciiTheme="majorHAnsi" w:hAnsiTheme="majorHAnsi" w:cstheme="majorHAnsi"/>
                 <w:sz w:val="16"/>
               </w:rPr>
-              <w:t>Nosotros verificaremos login y refresh con Supabase Auth (GoTrue), la respuesta 429 ante exceso de intentos, el bloqueo de cuenta por 5 intentos fallidos durante 15 minutos (FastAPI), los roles Cliente, Vendedor y Administrador, el registro de cliente y la recuperación y el cambio de contraseña.</w:t>
+              <w:t>Verificaremos login y refresh con Supabase Auth (GoTrue), la respuesta 429 ante exceso de intentos, el bloqueo de cuenta por 5 intentos fallidos durante 15 minutos (FastAPI), los roles Cliente, Vendedor y Administrador, el registro de cliente y la recuperación y el cambio de contraseña.</w:t>
             </w:r>
           </w:p>
         </w:tc>
@@ -1047,7 +1047,7 @@
                 <w:rFonts w:asciiTheme="majorHAnsi" w:hAnsiTheme="majorHAnsi" w:cstheme="majorHAnsi"/>
                 <w:sz w:val="16"/>
               </w:rPr>
-              <w:t>Nosotros verificaremos catálogo sin login, buscador y filtros, detalle de producto, carrito, cantidades, total, login obligatorio solo al hacer checkout, historial de compras y perfil.</w:t>
+              <w:t>Verificaremos catálogo sin login, buscador y filtros, detalle de producto, carrito, cantidades, total, login obligatorio solo al hacer checkout, historial de compras y perfil.</w:t>
             </w:r>
           </w:p>
         </w:tc>
@@ -1115,7 +1115,7 @@
                 <w:rFonts w:asciiTheme="majorHAnsi" w:hAnsiTheme="majorHAnsi" w:cstheme="majorHAnsi"/>
                 <w:sz w:val="16"/>
               </w:rPr>
-              <w:t>Nosotros verificaremos registro con cuenta pendiente de aprobación, creación, edición y desactivación de productos, modificación de stock, pedidos asignados y gestión del delivery por parte del propio vendedor.</w:t>
+              <w:t>Verificaremos registro con cuenta pendiente de aprobación, creación, edición y desactivación de productos, modificación de stock, pedidos asignados y gestión del delivery por parte del propio vendedor.</w:t>
             </w:r>
           </w:p>
         </w:tc>
@@ -1183,7 +1183,7 @@
                 <w:rFonts w:asciiTheme="majorHAnsi" w:hAnsiTheme="majorHAnsi" w:cstheme="majorHAnsi"/>
                 <w:sz w:val="16"/>
               </w:rPr>
-              <w:t>Nosotros verificaremos CRUD de usuarios, aprobación de productores, moderación con lista de palabras prohibidas (operador LIKE), sanciones manuales, aprobación de payouts y gestión de productos.</w:t>
+              <w:t>Verificaremos CRUD de usuarios, aprobación de productores con ingreso del Código de Comercio Mall, moderación con lista de palabras prohibidas (operador LIKE), sanciones manuales y gestión de productos.</w:t>
             </w:r>
           </w:p>
         </w:tc>
@@ -1230,8 +1230,7 @@
                 <w:rFonts w:asciiTheme="majorHAnsi" w:hAnsiTheme="majorHAnsi" w:cstheme="majorHAnsi"/>
                 <w:sz w:val="16"/>
               </w:rPr>
-              <w:lastRenderedPageBreak/>
-              <w:t>Pago en custodia y payouts (RF-005, RF-014)</w:t>
+              <w:t>Pago con Webpay Mall y liquidación vía Split Payment (RF-005, RF-014)</w:t>
             </w:r>
           </w:p>
         </w:tc>
@@ -1252,7 +1251,7 @@
                 <w:rFonts w:asciiTheme="majorHAnsi" w:hAnsiTheme="majorHAnsi" w:cstheme="majorHAnsi"/>
                 <w:sz w:val="16"/>
               </w:rPr>
-              <w:t>Nosotros validaremos Webpay Plus normal en modo test: create, redirección, token_ws y commit. Además validaremos que CuTuCo retenga la venta completa, el cálculo de comisión (tarifa fija de 3.500 CLP más fee %), el payout manual simulado, los reembolsos post venta y el cifrado de los datos bancarios del vendedor.</w:t>
+              <w:t>Validaremos Webpay Mall (Split Payment) en modo integración: create, redirección, token_ws y commit. Además validaremos que la pasarela disperse el pago en tiempo real (fee base de 5% más tarifa fija de 3.500 CLP) directo a la cuenta bancaria del comercio, sin custodia ni payouts propios, y que los reembolsos post venta y el cifrado de los datos bancarios funcionen.</w:t>
             </w:r>
           </w:p>
         </w:tc>
@@ -1320,7 +1319,7 @@
                 <w:rFonts w:asciiTheme="majorHAnsi" w:hAnsiTheme="majorHAnsi" w:cstheme="majorHAnsi"/>
                 <w:sz w:val="16"/>
               </w:rPr>
-              <w:t>Nosotros verificaremos que el pedido solo pase a Entregado con el código correcto y que un código incorrecto sea rechazado.</w:t>
+              <w:t>Verificaremos que el pedido solo pase a Entregado con el código correcto y que un código incorrecto sea rechazado.</w:t>
             </w:r>
           </w:p>
         </w:tc>
@@ -1388,7 +1387,7 @@
                 <w:rFonts w:asciiTheme="majorHAnsi" w:hAnsiTheme="majorHAnsi" w:cstheme="majorHAnsi"/>
                 <w:sz w:val="16"/>
               </w:rPr>
-              <w:t>Nosotros verificaremos que la compra solo avance cuando la región del cliente coincide con la del productor (id_region).</w:t>
+              <w:t>Verificaremos que la compra solo avance cuando la región del cliente coincide con la del productor (id_region).</w:t>
             </w:r>
           </w:p>
         </w:tc>
@@ -1456,7 +1455,7 @@
                 <w:rFonts w:asciiTheme="majorHAnsi" w:hAnsiTheme="majorHAnsi" w:cstheme="majorHAnsi"/>
                 <w:sz w:val="16"/>
               </w:rPr>
-              <w:t>Nosotros verificaremos los estados Preparación, En tránsito y Entregado, su orden y que el cliente los vea en la interfaz.</w:t>
+              <w:t>Verificaremos los estados Preparación, En tránsito y Entregado, su orden y que el cliente los vea en la interfaz.</w:t>
             </w:r>
           </w:p>
         </w:tc>
@@ -1524,7 +1523,7 @@
                 <w:rFonts w:asciiTheme="majorHAnsi" w:hAnsiTheme="majorHAnsi" w:cstheme="majorHAnsi"/>
                 <w:sz w:val="16"/>
               </w:rPr>
-              <w:t>Nosotros verificaremos la calificación simple de 1 a 5 y su promedio, el conteo de amonestaciones con su duración, la suspensión manual y el ban permanente desde el dashboard.</w:t>
+              <w:t>Verificaremos la calificación simple de 1 a 5 y su promedio, el conteo de amonestaciones con su duración, la suspensión manual y el ban permanente desde el dashboard.</w:t>
             </w:r>
           </w:p>
         </w:tc>
@@ -1592,7 +1591,7 @@
                 <w:rFonts w:asciiTheme="majorHAnsi" w:hAnsiTheme="majorHAnsi" w:cstheme="majorHAnsi"/>
                 <w:sz w:val="16"/>
               </w:rPr>
-              <w:t>Nosotros verificaremos los correos de autenticación (recuperar contraseña, bienvenida y verificación) por el SMTP de Resend en Supabase Auth, y las notificaciones de negocio (pago retenido, aprobación de productor, payout y reembolso) por la API de Resend.</w:t>
+              <w:t>Verificaremos los correos de autenticación (recuperar contraseña, bienvenida y verificación) por el SMTP de Resend en Supabase Auth, y las notificaciones de negocio (confirmación de pago, aprobación o rechazo de productor y reembolso) por la API de Resend.</w:t>
             </w:r>
           </w:p>
         </w:tc>
@@ -1660,7 +1659,7 @@
                 <w:rFonts w:asciiTheme="majorHAnsi" w:hAnsiTheme="majorHAnsi" w:cstheme="majorHAnsi"/>
                 <w:sz w:val="16"/>
               </w:rPr>
-              <w:t>Nosotros verificaremos la validación en el frontend con Vuelidate, la validación mínima en FastAPI con Pydantic, las constraints de la base de datos, la eliminación lógica y los combobox de tablas relacionadas.</w:t>
+              <w:t>Verificaremos la validación en el frontend con Vuelidate, la validación mínima en FastAPI con Pydantic, las constraints de la base de datos, la eliminación lógica y los combobox de tablas relacionadas.</w:t>
             </w:r>
           </w:p>
         </w:tc>
@@ -1728,7 +1727,7 @@
                 <w:rFonts w:asciiTheme="majorHAnsi" w:hAnsiTheme="majorHAnsi" w:cstheme="majorHAnsi"/>
                 <w:sz w:val="16"/>
               </w:rPr>
-              <w:t>Nosotros verificaremos que las políticas RLS de Supabase impidan leer o modificar datos de otros usuarios, tanto por FastAPI como por consultas directas a PostgREST.</w:t>
+              <w:t>Verificaremos que las políticas RLS de Supabase impidan leer o modificar datos de otros usuarios, tanto por FastAPI como por consultas directas a PostgREST.</w:t>
             </w:r>
           </w:p>
         </w:tc>
@@ -1788,7 +1787,7 @@
         <w:rPr>
           <w:rFonts w:asciiTheme="majorHAnsi" w:hAnsiTheme="majorHAnsi" w:cstheme="majorHAnsi"/>
         </w:rPr>
-        <w:t>Nosotros comprobaremos que cada requisito vigente tenga uno o más casos de prueba que se puedan trazar hasta el ERS.</w:t>
+        <w:t>Comprobaremos que cada requisito vigente tenga uno o más casos de prueba que se puedan trazar hasta el ERS.</w:t>
       </w:r>
     </w:p>
     <w:p>
@@ -1803,7 +1802,7 @@
         <w:rPr>
           <w:rFonts w:asciiTheme="majorHAnsi" w:hAnsiTheme="majorHAnsi" w:cstheme="majorHAnsi"/>
         </w:rPr>
-        <w:t>Nosotros detectaremos defectos antes de cerrar la fase de desarrollo y priorizaremos los que impidan una transacción o afecten la seguridad y la confianza.</w:t>
+        <w:t>Detectaremos defectos antes de cerrar la fase de desarrollo y priorizaremos los que impidan una transacción o afecten la seguridad y la confianza.</w:t>
       </w:r>
     </w:p>
     <w:p>
@@ -1818,7 +1817,7 @@
         <w:rPr>
           <w:rFonts w:asciiTheme="majorHAnsi" w:hAnsiTheme="majorHAnsi" w:cstheme="majorHAnsi"/>
         </w:rPr>
-        <w:t>Nosotros verificaremos la integración entre el frontend Vue.js, Supabase Auth, PostgREST con RLS, la API REST de FastAPI, PostgreSQL en Supabase y los servicios externos (Webpay Plus Test y Resend).</w:t>
+        <w:t>Verificaremos la integración entre el frontend Vue.js, Supabase Auth, PostgREST con RLS, la API REST de FastAPI, PostgreSQL en Supabase y los servicios externos (Webpay Mall de Transbank y Resend).</w:t>
       </w:r>
     </w:p>
     <w:p>
@@ -1833,7 +1832,7 @@
         <w:rPr>
           <w:rFonts w:asciiTheme="majorHAnsi" w:hAnsiTheme="majorHAnsi" w:cstheme="majorHAnsi"/>
         </w:rPr>
-        <w:t>Nosotros comprobaremos el flujo crítico de pago con Webpay Plus Test, la retención total de la venta y el payout manual, y evitaremos órdenes duplicadas con buy_order y token_ws únicos.</w:t>
+        <w:t>Comprobaremos el flujo crítico de pago con Webpay Mall (Split Payment), la dispersión en tiempo real a la cuenta bancaria del comercio y evitaremos órdenes duplicadas con buy_order y token_ws únicos.</w:t>
       </w:r>
     </w:p>
     <w:p>
@@ -1848,7 +1847,7 @@
         <w:rPr>
           <w:rFonts w:asciiTheme="majorHAnsi" w:hAnsiTheme="majorHAnsi" w:cstheme="majorHAnsi"/>
         </w:rPr>
-        <w:t>Nosotros comprobaremos que la entrega solo se confirme con el código de verificación correcto.</w:t>
+        <w:t>Comprobaremos que la entrega solo se confirme con el código de verificación correcto.</w:t>
       </w:r>
     </w:p>
     <w:p>
@@ -1863,7 +1862,7 @@
         <w:rPr>
           <w:rFonts w:asciiTheme="majorHAnsi" w:hAnsiTheme="majorHAnsi" w:cstheme="majorHAnsi"/>
         </w:rPr>
-        <w:t>Nosotros dejaremos evidencias de ejecución para que el Plan de Pruebas Final pueda comparar lo planificado con lo obtenido.</w:t>
+        <w:t>Dejaremos evidencias de ejecución para que el Plan de Pruebas Final pueda comparar lo planificado con lo obtenido.</w:t>
       </w:r>
     </w:p>
     <w:p>
@@ -1890,7 +1889,7 @@
         <w:rPr>
           <w:rFonts w:asciiTheme="majorHAnsi" w:hAnsiTheme="majorHAnsi" w:cstheme="majorHAnsi"/>
         </w:rPr>
-        <w:t>Nosotros aplicaremos pruebas por niveles. Primero validaremos unidades pequeñas de lógica, después integraremos componentes, luego ejecutaremos los flujos completos y al final verificaremos la aceptación funcional. Cuando una dependencia externa no esté disponible, usaremos mocks o stubs para no detener las demás pruebas, y repetiremos la validación real cuando el servicio vuelva a estar disponible.</w:t>
+        <w:t>Aplicaremos pruebas por niveles. Primero validaremos unidades pequeñas de lógica, después integraremos componentes, luego ejecutaremos los flujos completos y al final verificaremos la aceptación funcional. Cuando una dependencia externa no esté disponible, usaremos mocks o stubs para no detener las demás pruebas, y repetiremos la validación real cuando el servicio vuelva a estar disponible.</w:t>
       </w:r>
     </w:p>
     <w:tbl>
@@ -2046,7 +2045,7 @@
                 <w:rFonts w:asciiTheme="majorHAnsi" w:hAnsiTheme="majorHAnsi" w:cstheme="majorHAnsi"/>
                 <w:sz w:val="16"/>
               </w:rPr>
-              <w:t>Nosotros validaremos lógica aislada de FastAPI: bloqueo de cuenta, validación de región, creación de pagos, cálculo de comisión y tarifa, payouts, validación del código de entrega y conteo de amonestaciones.</w:t>
+              <w:t>Validaremos lógica aislada de FastAPI: bloqueo de cuenta, validación de región, creación de pagos, cálculo de comisión y tarifa, validación del código de entrega y conteo de amonestaciones.</w:t>
             </w:r>
           </w:p>
         </w:tc>
@@ -2135,7 +2134,7 @@
                 <w:rFonts w:asciiTheme="majorHAnsi" w:hAnsiTheme="majorHAnsi" w:cstheme="majorHAnsi"/>
                 <w:sz w:val="16"/>
               </w:rPr>
-              <w:t>Nosotros validaremos contratos y respuestas de los endpoints de FastAPI y de las consultas directas a PostgREST, incluyendo que las políticas RLS acepten o rechacen según el rol.</w:t>
+              <w:t>Validaremos contratos y respuestas de los endpoints de FastAPI y de las consultas directas a PostgREST, incluyendo que las políticas RLS acepten o rechacen según el rol.</w:t>
             </w:r>
           </w:p>
         </w:tc>
@@ -2224,7 +2223,7 @@
                 <w:rFonts w:asciiTheme="majorHAnsi" w:hAnsiTheme="majorHAnsi" w:cstheme="majorHAnsi"/>
                 <w:sz w:val="16"/>
               </w:rPr>
-              <w:t>Nosotros validaremos create, redirección, token_ws, commit, idempotencia, estados del pago, retención y payout.</w:t>
+              <w:t>Validaremos create, redirección, token_ws, commit, idempotencia, estados del pago y dispersión (Split Payment).</w:t>
             </w:r>
           </w:p>
         </w:tc>
@@ -2245,7 +2244,7 @@
                 <w:rFonts w:asciiTheme="majorHAnsi" w:hAnsiTheme="majorHAnsi" w:cstheme="majorHAnsi"/>
                 <w:sz w:val="16"/>
               </w:rPr>
-              <w:t>Transbank SDK Test; tabla payments y payouts; logs.</w:t>
+              <w:t>Transbank Webpay Mall (integración); tabla payments; logs.</w:t>
             </w:r>
           </w:p>
         </w:tc>
@@ -2314,7 +2313,7 @@
                 <w:rFonts w:asciiTheme="majorHAnsi" w:hAnsiTheme="majorHAnsi" w:cstheme="majorHAnsi"/>
                 <w:sz w:val="16"/>
               </w:rPr>
-              <w:t>Nosotros validaremos navegación, formularios con Vuelidate, catálogo, carrito, paneles de cliente, vendedor y administrador, y el ingreso del código de entrega.</w:t>
+              <w:t>Validaremos navegación, formularios con Vuelidate, catálogo, carrito, paneles de cliente, vendedor y administrador, y el ingreso del código de entrega.</w:t>
             </w:r>
           </w:p>
         </w:tc>
@@ -2403,7 +2402,7 @@
                 <w:rFonts w:asciiTheme="majorHAnsi" w:hAnsiTheme="majorHAnsi" w:cstheme="majorHAnsi"/>
                 <w:sz w:val="16"/>
               </w:rPr>
-              <w:t>Nosotros validaremos flujos completos desde la navegación hasta el payout.</w:t>
+              <w:t>Validaremos flujos completos desde la navegación hasta la calificación y el cierre del pedido.</w:t>
             </w:r>
           </w:p>
         </w:tc>
@@ -2492,7 +2491,7 @@
                 <w:rFonts w:asciiTheme="majorHAnsi" w:hAnsiTheme="majorHAnsi" w:cstheme="majorHAnsi"/>
                 <w:sz w:val="16"/>
               </w:rPr>
-              <w:t>Nosotros revisaremos autenticación con GoTrue, expiración de tokens, 429, bloqueo de cuenta, permisos por rol, RLS, cifrado de datos bancarios y exposición de datos.</w:t>
+              <w:t>Revisaremos autenticación con GoTrue, expiración de tokens, 429, bloqueo de cuenta, permisos por rol, RLS, cifrado de datos bancarios y exposición de datos.</w:t>
             </w:r>
           </w:p>
         </w:tc>
@@ -2581,7 +2580,7 @@
                 <w:rFonts w:asciiTheme="majorHAnsi" w:hAnsiTheme="majorHAnsi" w:cstheme="majorHAnsi"/>
                 <w:sz w:val="16"/>
               </w:rPr>
-              <w:t>Nosotros comprobaremos que el producto cumpla el alcance y los criterios definidos.</w:t>
+              <w:t>Comprobaremos que el producto cumpla el alcance y los criterios definidos.</w:t>
             </w:r>
           </w:p>
         </w:tc>
@@ -2662,7 +2661,7 @@
         <w:rPr>
           <w:rFonts w:asciiTheme="majorHAnsi" w:hAnsiTheme="majorHAnsi" w:cstheme="majorHAnsi"/>
         </w:rPr>
-        <w:t>Nosotros consideraremos iniciada una etapa de pruebas cuando exista una versión identificable del componente o flujo que se pueda ejecutar.</w:t>
+        <w:t>Consideraremos iniciada una etapa de pruebas cuando exista una versión identificable del componente o flujo que se pueda ejecutar.</w:t>
       </w:r>
     </w:p>
     <w:p>
@@ -2677,7 +2676,7 @@
         <w:rPr>
           <w:rFonts w:asciiTheme="majorHAnsi" w:hAnsiTheme="majorHAnsi" w:cstheme="majorHAnsi"/>
         </w:rPr>
-        <w:t>Nosotros requeriremos que el requisito a probar tenga un criterio de aceptación definido en el ERS actualizado.</w:t>
+        <w:t>Requeriremos que el requisito a probar tenga un criterio de aceptación definido en el ERS actualizado.</w:t>
       </w:r>
     </w:p>
     <w:p>
@@ -2692,7 +2691,7 @@
         <w:rPr>
           <w:rFonts w:asciiTheme="majorHAnsi" w:hAnsiTheme="majorHAnsi" w:cstheme="majorHAnsi"/>
         </w:rPr>
-        <w:t>Nosotros verificaremos que las credenciales de prueba estén separadas de las reales y que los secretos de Webpay, Supabase y Resend estén manejados con la configuración definida para el proyecto.</w:t>
+        <w:t>Verificaremos que las credenciales de prueba estén separadas de las reales y que los secretos de Webpay, Supabase y Resend estén manejados con la configuración definida para el proyecto.</w:t>
       </w:r>
     </w:p>
     <w:p>
@@ -2707,7 +2706,7 @@
         <w:rPr>
           <w:rFonts w:asciiTheme="majorHAnsi" w:hAnsiTheme="majorHAnsi" w:cstheme="majorHAnsi"/>
         </w:rPr>
-        <w:t>Nosotros dejaremos listos los datos de prueba: usuarios por rol, productores en distintos estados, productos, regiones, pedidos, pagos, payouts y códigos de verificación.</w:t>
+        <w:t>Dejaremos listos los datos de prueba: usuarios por rol, productores en distintos estados, productos, regiones, pedidos, pagos, reembolsos y códigos de verificación.</w:t>
       </w:r>
     </w:p>
     <w:p>
@@ -2722,7 +2721,7 @@
         <w:rPr>
           <w:rFonts w:asciiTheme="majorHAnsi" w:hAnsiTheme="majorHAnsi" w:cstheme="majorHAnsi"/>
         </w:rPr>
-        <w:t>Nosotros dejaremos aplicadas las políticas RLS en el ambiente de pruebas, para probar con las mismas reglas de acceso que tendrá el sistema.</w:t>
+        <w:t>Dejaremos aplicadas las políticas RLS en el ambiente de pruebas, para probar con las mismas reglas de acceso que tendrá el sistema.</w:t>
       </w:r>
     </w:p>
     <w:p>
@@ -2737,7 +2736,7 @@
         <w:rPr>
           <w:rFonts w:asciiTheme="majorHAnsi" w:hAnsiTheme="majorHAnsi" w:cstheme="majorHAnsi"/>
         </w:rPr>
-        <w:t>Nosotros revisaremos antes los bloqueos conocidos para no confundir una falla de ambiente con una falla funcional.</w:t>
+        <w:t>Revisaremos antes los bloqueos conocidos para no confundir una falla de ambiente con una falla funcional.</w:t>
       </w:r>
     </w:p>
     <w:p>
@@ -2766,7 +2765,7 @@
         <w:rPr>
           <w:rFonts w:asciiTheme="majorHAnsi" w:hAnsiTheme="majorHAnsi" w:cstheme="majorHAnsi"/>
         </w:rPr>
-        <w:t>Nosotros cerraremos un bloque de pruebas cuando los casos críticos previstos estén ejecutados y con su resultado registrado.</w:t>
+        <w:t>Cerraremos un bloque de pruebas cuando los casos críticos previstos estén ejecutados y con su resultado registrado.</w:t>
       </w:r>
     </w:p>
     <w:p>
@@ -2781,7 +2780,7 @@
         <w:rPr>
           <w:rFonts w:asciiTheme="majorHAnsi" w:hAnsiTheme="majorHAnsi" w:cstheme="majorHAnsi"/>
         </w:rPr>
-        <w:t>Nosotros no cerraremos el desarrollo mientras existan defectos críticos que impidan autenticarse, comprar, registrar el pago, retenerlo, confirmar la entrega o hacer el payout.</w:t>
+        <w:t>No cerraremos el desarrollo mientras existan defectos críticos que impidan autenticarse, comprar, registrar el pago, confirmar la entrega o gestionar un reembolso.</w:t>
       </w:r>
     </w:p>
     <w:p>
@@ -2796,7 +2795,7 @@
         <w:rPr>
           <w:rFonts w:asciiTheme="majorHAnsi" w:hAnsiTheme="majorHAnsi" w:cstheme="majorHAnsi"/>
         </w:rPr>
-        <w:t>Nosotros dejaremos identificados y justificados los defectos menores o pendientes que no impidan la demostración académica, junto con su estado.</w:t>
+        <w:t>Dejaremos identificados y justificados los defectos menores o pendientes que no impidan la demostración académica, junto con su estado.</w:t>
       </w:r>
     </w:p>
     <w:p>
@@ -2811,7 +2810,7 @@
         <w:rPr>
           <w:rFonts w:asciiTheme="majorHAnsi" w:hAnsiTheme="majorHAnsi" w:cstheme="majorHAnsi"/>
         </w:rPr>
-        <w:t>Nosotros repetiremos las pruebas afectadas después de cada corrección importante, para confirmar que el defecto se solucionó y que no hay regresión en el mismo flujo.</w:t>
+        <w:t>Repetiremos las pruebas afectadas después de cada corrección importante, para confirmar que el defecto se solucionó y que no hay regresión en el mismo flujo.</w:t>
       </w:r>
     </w:p>
     <w:p>
@@ -2978,7 +2977,7 @@
                 <w:rFonts w:asciiTheme="majorHAnsi" w:hAnsiTheme="majorHAnsi" w:cstheme="majorHAnsi"/>
                 <w:sz w:val="16"/>
               </w:rPr>
-              <w:t>Nosotros probaremos navegación, consumo de API, formularios con Vuelidate, catálogo, carrito, paneles y estados de interfaz.</w:t>
+              <w:t>Probaremos navegación, consumo de API, formularios con Vuelidate, catálogo, carrito, paneles y estados de interfaz.</w:t>
             </w:r>
           </w:p>
         </w:tc>
@@ -3046,7 +3045,7 @@
                 <w:rFonts w:asciiTheme="majorHAnsi" w:hAnsiTheme="majorHAnsi" w:cstheme="majorHAnsi"/>
                 <w:sz w:val="16"/>
               </w:rPr>
-              <w:t>Nosotros ejecutaremos pruebas de endpoints, reglas de negocio, bloqueo de cuenta, pagos, payouts y logs.</w:t>
+              <w:t>Ejecutaremos pruebas de endpoints, reglas de negocio, bloqueo de cuenta, pagos y logs.</w:t>
             </w:r>
           </w:p>
         </w:tc>
@@ -3114,7 +3113,7 @@
                 <w:rFonts w:asciiTheme="majorHAnsi" w:hAnsiTheme="majorHAnsi" w:cstheme="majorHAnsi"/>
                 <w:sz w:val="16"/>
               </w:rPr>
-              <w:t>Nosotros probaremos login, refresh, registro, recuperación y cambio de contraseña, y el límite de intentos (429).</w:t>
+              <w:t>Probaremos login, refresh, registro, recuperación y cambio de contraseña, y el límite de intentos (429).</w:t>
             </w:r>
           </w:p>
         </w:tc>
@@ -3182,7 +3181,7 @@
                 <w:rFonts w:asciiTheme="majorHAnsi" w:hAnsiTheme="majorHAnsi" w:cstheme="majorHAnsi"/>
                 <w:sz w:val="16"/>
               </w:rPr>
-              <w:t>Nosotros validaremos persistencia, relaciones, restricciones UNIQUE, consultas directas con RLS y datos bancarios cifrados.</w:t>
+              <w:t>Validaremos persistencia, relaciones, restricciones UNIQUE, consultas directas con RLS y datos bancarios cifrados.</w:t>
             </w:r>
           </w:p>
         </w:tc>
@@ -3230,7 +3229,7 @@
                 <w:rFonts w:asciiTheme="majorHAnsi" w:hAnsiTheme="majorHAnsi" w:cstheme="majorHAnsi"/>
                 <w:sz w:val="16"/>
               </w:rPr>
-              <w:t>Transbank Webpay Plus Test Mode (Webpay Plus normal)</w:t>
+              <w:t>Transbank Webpay Mall (ambiente de integración, Split Payment)</w:t>
             </w:r>
           </w:p>
         </w:tc>
@@ -3251,7 +3250,7 @@
                 <w:rFonts w:asciiTheme="majorHAnsi" w:hAnsiTheme="majorHAnsi" w:cstheme="majorHAnsi"/>
                 <w:sz w:val="16"/>
               </w:rPr>
-              <w:t>Nosotros validaremos el flujo create -&gt; redirect -&gt; token_ws -&gt; commit y sus estados.</w:t>
+              <w:t>Validaremos el flujo create -&gt; redirect -&gt; token_ws -&gt; commit y sus estados.</w:t>
             </w:r>
           </w:p>
         </w:tc>
@@ -3319,7 +3318,7 @@
                 <w:rFonts w:asciiTheme="majorHAnsi" w:hAnsiTheme="majorHAnsi" w:cstheme="majorHAnsi"/>
                 <w:sz w:val="16"/>
               </w:rPr>
-              <w:t>Nosotros validaremos los correos de autenticación y las notificaciones de negocio.</w:t>
+              <w:t>Validaremos los correos de autenticación y las notificaciones de negocio.</w:t>
             </w:r>
           </w:p>
         </w:tc>
@@ -3387,7 +3386,7 @@
                 <w:rFonts w:asciiTheme="majorHAnsi" w:hAnsiTheme="majorHAnsi" w:cstheme="majorHAnsi"/>
                 <w:sz w:val="16"/>
               </w:rPr>
-              <w:t>Nosotros usaremos cada herramienta según el nivel de prueba que corresponda.</w:t>
+              <w:t>Usaremos cada herramienta según el nivel de prueba que corresponda.</w:t>
             </w:r>
           </w:p>
         </w:tc>
@@ -3543,7 +3542,7 @@
                 <w:rFonts w:asciiTheme="majorHAnsi" w:hAnsiTheme="majorHAnsi" w:cstheme="majorHAnsi"/>
                 <w:sz w:val="16"/>
               </w:rPr>
-              <w:t>Nosotros prepararemos al menos un cliente, un vendedor aprobado, un vendedor pendiente de aprobación y un administrador, además de una cuenta para provocar el bloqueo por intentos fallidos.</w:t>
+              <w:t>Prepararemos al menos un cliente, un vendedor aprobado, un vendedor pendiente de aprobación y un administrador, además de una cuenta para provocar el bloqueo por intentos fallidos.</w:t>
             </w:r>
           </w:p>
         </w:tc>
@@ -3611,7 +3610,7 @@
                 <w:rFonts w:asciiTheme="majorHAnsi" w:hAnsiTheme="majorHAnsi" w:cstheme="majorHAnsi"/>
                 <w:sz w:val="16"/>
               </w:rPr>
-              <w:t>Nosotros prepararemos productores activos, uno con amonestaciones, uno suspendido y uno con ban permanente.</w:t>
+              <w:t>Prepararemos productores activos, uno con amonestaciones, uno suspendido y uno con ban permanente.</w:t>
             </w:r>
           </w:p>
         </w:tc>
@@ -3679,7 +3678,7 @@
                 <w:rFonts w:asciiTheme="majorHAnsi" w:hAnsiTheme="majorHAnsi" w:cstheme="majorHAnsi"/>
                 <w:sz w:val="16"/>
               </w:rPr>
-              <w:t>Nosotros prepararemos productos con stock normal, stock insuficiente y un producto desactivado.</w:t>
+              <w:t>Prepararemos productos con stock normal, stock insuficiente y un producto desactivado.</w:t>
             </w:r>
           </w:p>
         </w:tc>
@@ -3747,7 +3746,7 @@
                 <w:rFonts w:asciiTheme="majorHAnsi" w:hAnsiTheme="majorHAnsi" w:cstheme="majorHAnsi"/>
                 <w:sz w:val="16"/>
               </w:rPr>
-              <w:t>Nosotros prepararemos regiones, con clientes y productores en la misma región y en regiones distintas.</w:t>
+              <w:t>Prepararemos regiones, con clientes y productores en la misma región y en regiones distintas.</w:t>
             </w:r>
           </w:p>
         </w:tc>
@@ -3815,7 +3814,7 @@
                 <w:rFonts w:asciiTheme="majorHAnsi" w:hAnsiTheme="majorHAnsi" w:cstheme="majorHAnsi"/>
                 <w:sz w:val="16"/>
               </w:rPr>
-              <w:t>Nosotros prepararemos pedidos en estado Preparación, En tránsito y Entregado, cada uno con su código de verificación.</w:t>
+              <w:t>Prepararemos pedidos en estado Preparación, En tránsito y Entregado, cada uno con su código de verificación.</w:t>
             </w:r>
           </w:p>
         </w:tc>
@@ -3883,7 +3882,7 @@
                 <w:rFonts w:asciiTheme="majorHAnsi" w:hAnsiTheme="majorHAnsi" w:cstheme="majorHAnsi"/>
                 <w:sz w:val="16"/>
               </w:rPr>
-              <w:t>Nosotros trabajaremos con transacciones de prueba y combinaciones de buy_order/token_ws.</w:t>
+              <w:t>Trabajaremos con transacciones de prueba y combinaciones de buy_order/token_ws.</w:t>
             </w:r>
           </w:p>
         </w:tc>
@@ -3930,7 +3929,7 @@
                 <w:rFonts w:asciiTheme="majorHAnsi" w:hAnsiTheme="majorHAnsi" w:cstheme="majorHAnsi"/>
                 <w:sz w:val="16"/>
               </w:rPr>
-              <w:t>Payouts y datos bancarios</w:t>
+              <w:t>Datos bancarios y liquidación</w:t>
             </w:r>
           </w:p>
         </w:tc>
@@ -3951,7 +3950,7 @@
                 <w:rFonts w:asciiTheme="majorHAnsi" w:hAnsiTheme="majorHAnsi" w:cstheme="majorHAnsi"/>
                 <w:sz w:val="16"/>
               </w:rPr>
-              <w:t>Nosotros prepararemos datos bancarios ficticios (banco, número y tipo de cuenta), pedidos entregados listos para payout y un pedido para reembolso.</w:t>
+              <w:t>Prepararemos datos bancarios ficticios (banco, número y tipo de cuenta) para la cuenta de destino inscrita en Transbank y un pedido para reembolso.</w:t>
             </w:r>
           </w:p>
         </w:tc>
@@ -3972,7 +3971,7 @@
                 <w:rFonts w:asciiTheme="majorHAnsi" w:hAnsiTheme="majorHAnsi" w:cstheme="majorHAnsi"/>
                 <w:sz w:val="16"/>
               </w:rPr>
-              <w:t>Validar payout manual, reembolso y cifrado.</w:t>
+              <w:t>Validar la liquidación vía Split Payment, el reembolso y el cifrado.</w:t>
             </w:r>
           </w:p>
         </w:tc>
@@ -4019,7 +4018,7 @@
                 <w:rFonts w:asciiTheme="majorHAnsi" w:hAnsiTheme="majorHAnsi" w:cstheme="majorHAnsi"/>
                 <w:sz w:val="16"/>
               </w:rPr>
-              <w:t>Nosotros prepararemos códigos correctos, incorrectos y repetidos.</w:t>
+              <w:t>Prepararemos códigos correctos, incorrectos y repetidos.</w:t>
             </w:r>
           </w:p>
         </w:tc>
@@ -4087,7 +4086,7 @@
                 <w:rFonts w:asciiTheme="majorHAnsi" w:hAnsiTheme="majorHAnsi" w:cstheme="majorHAnsi"/>
                 <w:sz w:val="16"/>
               </w:rPr>
-              <w:t>Nosotros prepararemos una lista de palabras prohibidas y textos con y sin esas palabras.</w:t>
+              <w:t>Prepararemos una lista de palabras prohibidas y textos con y sin esas palabras.</w:t>
             </w:r>
           </w:p>
         </w:tc>
@@ -4155,7 +4154,7 @@
                 <w:rFonts w:asciiTheme="majorHAnsi" w:hAnsiTheme="majorHAnsi" w:cstheme="majorHAnsi"/>
                 <w:sz w:val="16"/>
               </w:rPr>
-              <w:t>Nosotros prepararemos calificaciones de 1 a 5 para un mismo productor.</w:t>
+              <w:t>Prepararemos calificaciones de 1 a 5 para un mismo productor.</w:t>
             </w:r>
           </w:p>
         </w:tc>
@@ -4223,7 +4222,7 @@
                 <w:rFonts w:asciiTheme="majorHAnsi" w:hAnsiTheme="majorHAnsi" w:cstheme="majorHAnsi"/>
                 <w:sz w:val="16"/>
               </w:rPr>
-              <w:t>Nosotros prepararemos casillas de prueba para recibir los correos.</w:t>
+              <w:t>Prepararemos casillas de prueba para recibir los correos.</w:t>
             </w:r>
           </w:p>
         </w:tc>
@@ -4535,7 +4534,7 @@
                 <w:rFonts w:asciiTheme="majorHAnsi" w:hAnsiTheme="majorHAnsi" w:cstheme="majorHAnsi"/>
                 <w:sz w:val="15"/>
               </w:rPr>
-              <w:t>Nosotros verificaremos que Supabase Auth entregue access y refresh token, y que cada usuario llegue solo al panel de su rol.</w:t>
+              <w:t>Verificaremos que Supabase Auth entregue access y refresh token, y que cada usuario llegue solo al panel de su rol.</w:t>
             </w:r>
           </w:p>
         </w:tc>
@@ -4645,7 +4644,7 @@
                 <w:rFonts w:asciiTheme="majorHAnsi" w:hAnsiTheme="majorHAnsi" w:cstheme="majorHAnsi"/>
                 <w:sz w:val="15"/>
               </w:rPr>
-              <w:t>Nosotros ingresaremos una contraseña incorrecta 5 veces seguidas.</w:t>
+              <w:t>Ingresaremos una contraseña incorrecta 5 veces seguidas.</w:t>
             </w:r>
           </w:p>
         </w:tc>
@@ -4666,7 +4665,7 @@
                 <w:rFonts w:asciiTheme="majorHAnsi" w:hAnsiTheme="majorHAnsi" w:cstheme="majorHAnsi"/>
                 <w:sz w:val="15"/>
               </w:rPr>
-              <w:t>Nosotros verificaremos que FastAPI bloquee la cuenta por 15 minutos (bloqueado_hasta) y rechace los accesos durante ese período.</w:t>
+              <w:t>Verificaremos que FastAPI bloquee la cuenta por 15 minutos (bloqueado_hasta) y rechace los accesos durante ese período.</w:t>
             </w:r>
           </w:p>
         </w:tc>
@@ -4776,7 +4775,7 @@
                 <w:rFonts w:asciiTheme="majorHAnsi" w:hAnsiTheme="majorHAnsi" w:cstheme="majorHAnsi"/>
                 <w:sz w:val="15"/>
               </w:rPr>
-              <w:t>Nosotros registraremos un cliente, recuperaremos su contraseña por correo y luego la cambiaremos estando autenticados.</w:t>
+              <w:t>Registraremos un cliente, recuperaremos su contraseña por correo y luego la cambiaremos estando autenticados.</w:t>
             </w:r>
           </w:p>
         </w:tc>
@@ -4797,7 +4796,7 @@
                 <w:rFonts w:asciiTheme="majorHAnsi" w:hAnsiTheme="majorHAnsi" w:cstheme="majorHAnsi"/>
                 <w:sz w:val="15"/>
               </w:rPr>
-              <w:t>Nosotros verificaremos el registro, la llegada del enlace de recuperación (vence en 30 minutos) y el cambio de contraseña, con rechazo de contraseñas que no cumplan la política.</w:t>
+              <w:t>Verificaremos el registro, la llegada del enlace de recuperación (vence en 30 minutos) y el cambio de contraseña, con rechazo de contraseñas que no cumplan la política.</w:t>
             </w:r>
           </w:p>
         </w:tc>
@@ -4907,7 +4906,7 @@
                 <w:rFonts w:asciiTheme="majorHAnsi" w:hAnsiTheme="majorHAnsi" w:cstheme="majorHAnsi"/>
                 <w:sz w:val="15"/>
               </w:rPr>
-              <w:t>Nosotros navegaremos el catálogo sin sesión, agregaremos un producto al carrito y avanzaremos al pago.</w:t>
+              <w:t>Navegaremos el catálogo sin sesión, agregaremos un producto al carrito y avanzaremos al pago.</w:t>
             </w:r>
           </w:p>
         </w:tc>
@@ -4928,7 +4927,7 @@
                 <w:rFonts w:asciiTheme="majorHAnsi" w:hAnsiTheme="majorHAnsi" w:cstheme="majorHAnsi"/>
                 <w:sz w:val="15"/>
               </w:rPr>
-              <w:t>Nosotros verificaremos que el catálogo se vea sin login y que el login se pida solo al continuar con el checkout.</w:t>
+              <w:t>Verificaremos que el catálogo se vea sin login y que el login se pida solo al continuar con el checkout.</w:t>
             </w:r>
           </w:p>
         </w:tc>
@@ -5038,7 +5037,7 @@
                 <w:rFonts w:asciiTheme="majorHAnsi" w:hAnsiTheme="majorHAnsi" w:cstheme="majorHAnsi"/>
                 <w:sz w:val="15"/>
               </w:rPr>
-              <w:t>Nosotros cambiaremos las cantidades de los productos del carrito.</w:t>
+              <w:t>Cambiaremos las cantidades de los productos del carrito.</w:t>
             </w:r>
           </w:p>
         </w:tc>
@@ -5059,7 +5058,7 @@
                 <w:rFonts w:asciiTheme="majorHAnsi" w:hAnsiTheme="majorHAnsi" w:cstheme="majorHAnsi"/>
                 <w:sz w:val="15"/>
               </w:rPr>
-              <w:t>Nosotros verificaremos subtotales y total coherentes.</w:t>
+              <w:t>Verificaremos subtotales y total coherentes.</w:t>
             </w:r>
           </w:p>
         </w:tc>
@@ -5169,7 +5168,7 @@
                 <w:rFonts w:asciiTheme="majorHAnsi" w:hAnsiTheme="majorHAnsi" w:cstheme="majorHAnsi"/>
                 <w:sz w:val="15"/>
               </w:rPr>
-              <w:t>Nosotros registraremos un vendedor y el administrador lo aprobará; en otro caso lo rechazará.</w:t>
+              <w:t>Registraremos un vendedor y el administrador lo aprobará; en otro caso lo rechazará.</w:t>
             </w:r>
           </w:p>
         </w:tc>
@@ -5190,7 +5189,7 @@
                 <w:rFonts w:asciiTheme="majorHAnsi" w:hAnsiTheme="majorHAnsi" w:cstheme="majorHAnsi"/>
                 <w:sz w:val="15"/>
               </w:rPr>
-              <w:t>Nosotros verificaremos que la cuenta quede pendiente, que no pueda vender hasta ser aprobada y que el cambio de estado se refleje en el dashboard.</w:t>
+              <w:t>Verificaremos que la cuenta quede pendiente, que no pueda vender hasta ser aprobada y que el cambio de estado se refleje en el dashboard.</w:t>
             </w:r>
           </w:p>
         </w:tc>
@@ -5322,7 +5321,7 @@
                 <w:rFonts w:asciiTheme="majorHAnsi" w:hAnsiTheme="majorHAnsi" w:cstheme="majorHAnsi"/>
                 <w:sz w:val="15"/>
               </w:rPr>
-              <w:t>Nosotros verificaremos que los cambios se guarden, que los datos inválidos se rechacen, que el producto desactivado salga del catálogo (sin borrado físico) y que no se pueda comprar sobre el stock disponible.</w:t>
+              <w:t>Verificaremos que los cambios se guarden, que los datos inválidos se rechacen, que el producto desactivado salga del catálogo (sin borrado físico) y que no se pueda comprar sobre el stock disponible.</w:t>
             </w:r>
           </w:p>
         </w:tc>
@@ -5432,7 +5431,7 @@
                 <w:rFonts w:asciiTheme="majorHAnsi" w:hAnsiTheme="majorHAnsi" w:cstheme="majorHAnsi"/>
                 <w:sz w:val="15"/>
               </w:rPr>
-              <w:t>Nosotros ejecutaremos el flujo de pago de prueba completo con Webpay Plus.</w:t>
+              <w:t>Ejecutaremos el flujo de pago de prueba completo con Webpay Mall (Split Payment).</w:t>
             </w:r>
           </w:p>
         </w:tc>
@@ -5453,7 +5452,7 @@
                 <w:rFonts w:asciiTheme="majorHAnsi" w:hAnsiTheme="majorHAnsi" w:cstheme="majorHAnsi"/>
                 <w:sz w:val="15"/>
               </w:rPr>
-              <w:t>Nosotros verificaremos creación, retorno de token_ws, commit y estado autorizado.</w:t>
+              <w:t>Verificaremos creación, retorno de token_ws, commit y estado autorizado.</w:t>
             </w:r>
           </w:p>
         </w:tc>
@@ -5563,7 +5562,7 @@
                 <w:rFonts w:asciiTheme="majorHAnsi" w:hAnsiTheme="majorHAnsi" w:cstheme="majorHAnsi"/>
                 <w:sz w:val="15"/>
               </w:rPr>
-              <w:t>Nosotros repetiremos un retorno con buy_order/token_ws ya procesados y luego rechazaremos un pago en Webpay.</w:t>
+              <w:t>Repetiremos un retorno con buy_order/token_ws ya procesados y luego rechazaremos un pago en Webpay.</w:t>
             </w:r>
           </w:p>
         </w:tc>
@@ -5584,7 +5583,7 @@
                 <w:rFonts w:asciiTheme="majorHAnsi" w:hAnsiTheme="majorHAnsi" w:cstheme="majorHAnsi"/>
                 <w:sz w:val="15"/>
               </w:rPr>
-              <w:t>Nosotros verificaremos que no se duplique la orden ni el pago y que un pago rechazado no cree un pedido pagado y permita reintentar.</w:t>
+              <w:t>Verificaremos que no se duplique la orden ni el pago y que un pago rechazado no cree un pedido pagado y permita reintentar.</w:t>
             </w:r>
           </w:p>
         </w:tc>
@@ -5694,7 +5693,7 @@
                 <w:rFonts w:asciiTheme="majorHAnsi" w:hAnsiTheme="majorHAnsi" w:cstheme="majorHAnsi"/>
                 <w:sz w:val="15"/>
               </w:rPr>
-              <w:t>Nosotros completaremos un pago, dejaremos el pedido sin entregar y el vendedor registrará banco, número y tipo de cuenta.</w:t>
+              <w:t>Completaremos un pago y el vendedor registrará banco, número y tipo de cuenta para la cuenta de destino inscrita en Transbank.</w:t>
             </w:r>
           </w:p>
         </w:tc>
@@ -5715,7 +5714,7 @@
                 <w:rFonts w:asciiTheme="majorHAnsi" w:hAnsiTheme="majorHAnsi" w:cstheme="majorHAnsi"/>
                 <w:sz w:val="15"/>
               </w:rPr>
-              <w:t>Nosotros verificaremos que CuTuCo retenga el monto completo, que la comisión y la tarifa (3.500 CLP más fee %) se calculen bien y que los datos bancarios queden cifrados.</w:t>
+              <w:t>Verificaremos que la pasarela disperse el pago en tiempo real con la comisión y la tarifa (3.500 CLP más fee %) calculadas correctamente y que los datos bancarios queden cifrados.</w:t>
             </w:r>
           </w:p>
         </w:tc>
@@ -5804,7 +5803,7 @@
                 <w:rFonts w:asciiTheme="majorHAnsi" w:hAnsiTheme="majorHAnsi" w:cstheme="majorHAnsi"/>
                 <w:sz w:val="15"/>
               </w:rPr>
-              <w:t>Payout manual y reembolso</w:t>
+              <w:t>Liquidación y reembolso</w:t>
             </w:r>
           </w:p>
         </w:tc>
@@ -5825,7 +5824,7 @@
                 <w:rFonts w:asciiTheme="majorHAnsi" w:hAnsiTheme="majorHAnsi" w:cstheme="majorHAnsi"/>
                 <w:sz w:val="15"/>
               </w:rPr>
-              <w:t>El administrador aprueba el payout de un pedido entregado y registra el reembolso de otro.</w:t>
+              <w:t>El administrador gestiona el reembolso de un pedido y verifica la dispersión registrada por la pasarela.</w:t>
             </w:r>
           </w:p>
         </w:tc>
@@ -5846,7 +5845,7 @@
                 <w:rFonts w:asciiTheme="majorHAnsi" w:hAnsiTheme="majorHAnsi" w:cstheme="majorHAnsi"/>
                 <w:sz w:val="15"/>
               </w:rPr>
-              <w:t>Nosotros verificaremos el monto neto, que no se pueda pagar dos veces, el registro del reembolso y los correos de aviso.</w:t>
+              <w:t>Verificaremos el neto dispersado al comercio, que la liquidación no se registre dos veces, el registro del reembolso y los correos de aviso.</w:t>
             </w:r>
           </w:p>
         </w:tc>
@@ -5977,7 +5976,7 @@
                 <w:rFonts w:asciiTheme="majorHAnsi" w:hAnsiTheme="majorHAnsi" w:cstheme="majorHAnsi"/>
                 <w:sz w:val="15"/>
               </w:rPr>
-              <w:t>Nosotros verificaremos la secuencia de estados (visible para el cliente), el rechazo del código incorrecto y que solo el correcto marque Entregado.</w:t>
+              <w:t>Verificaremos la secuencia de estados (visible para el cliente), el rechazo del código incorrecto y que solo el correcto marque Entregado.</w:t>
             </w:r>
           </w:p>
         </w:tc>
@@ -6087,7 +6086,7 @@
                 <w:rFonts w:asciiTheme="majorHAnsi" w:hAnsiTheme="majorHAnsi" w:cstheme="majorHAnsi"/>
                 <w:sz w:val="15"/>
               </w:rPr>
-              <w:t>Nosotros compraremos con un cliente y un productor de la misma región y luego de regiones distintas.</w:t>
+              <w:t>Compraremos con un cliente y un productor de la misma región y luego de regiones distintas.</w:t>
             </w:r>
           </w:p>
         </w:tc>
@@ -6108,7 +6107,7 @@
                 <w:rFonts w:asciiTheme="majorHAnsi" w:hAnsiTheme="majorHAnsi" w:cstheme="majorHAnsi"/>
                 <w:sz w:val="15"/>
               </w:rPr>
-              <w:t>Nosotros verificaremos que la compra continúe en la misma región y sea bloqueada, con su motivo, en regiones distintas.</w:t>
+              <w:t>Verificaremos que la compra continúe en la misma región y sea bloqueada, con su motivo, en regiones distintas.</w:t>
             </w:r>
           </w:p>
         </w:tc>
@@ -6218,7 +6217,7 @@
                 <w:rFonts w:asciiTheme="majorHAnsi" w:hAnsiTheme="majorHAnsi" w:cstheme="majorHAnsi"/>
                 <w:sz w:val="15"/>
               </w:rPr>
-              <w:t>Nosotros publicaremos un texto con una palabra prohibida, el administrador aplicará amonestaciones, una suspensión y un ban permanente, y un cliente calificará con notas de 1 a 5.</w:t>
+              <w:t>Publicaremos un texto con una palabra prohibida, el administrador aplicará amonestaciones, una suspensión y un ban permanente, y un cliente calificará con notas de 1 a 5.</w:t>
             </w:r>
           </w:p>
         </w:tc>
@@ -6239,7 +6238,7 @@
                 <w:rFonts w:asciiTheme="majorHAnsi" w:hAnsiTheme="majorHAnsi" w:cstheme="majorHAnsi"/>
                 <w:sz w:val="15"/>
               </w:rPr>
-              <w:t>Nosotros verificaremos la detección con LIKE, el conteo y duración de las sanciones, el bloqueo del vendedor suspendido o baneado y el promedio correcto de las notas.</w:t>
+              <w:t>Verificaremos la detección con LIKE, el conteo y duración de las sanciones, el bloqueo del vendedor suspendido o baneado y el promedio correcto de las notas.</w:t>
             </w:r>
           </w:p>
         </w:tc>
@@ -6349,7 +6348,7 @@
                 <w:rFonts w:asciiTheme="majorHAnsi" w:hAnsiTheme="majorHAnsi" w:cstheme="majorHAnsi"/>
                 <w:sz w:val="15"/>
               </w:rPr>
-              <w:t>Nosotros registraremos una cuenta, recuperaremos la contraseña y generaremos un pago retenido y una aprobación de productor.</w:t>
+              <w:t>Registraremos una cuenta, recuperaremos la contraseña, generaremos un pago confirmado y una aprobación de productor.</w:t>
             </w:r>
           </w:p>
         </w:tc>
@@ -6370,7 +6369,7 @@
                 <w:rFonts w:asciiTheme="majorHAnsi" w:hAnsiTheme="majorHAnsi" w:cstheme="majorHAnsi"/>
                 <w:sz w:val="15"/>
               </w:rPr>
-              <w:t>Nosotros verificaremos que lleguen los correos de autenticación (SMTP de Resend) y los de negocio (API de Resend).</w:t>
+              <w:t>Verificaremos que lleguen los correos de autenticación (SMTP de Resend) y los de negocio (API de Resend).</w:t>
             </w:r>
           </w:p>
         </w:tc>
@@ -6480,7 +6479,7 @@
                 <w:rFonts w:asciiTheme="majorHAnsi" w:hAnsiTheme="majorHAnsi" w:cstheme="majorHAnsi"/>
                 <w:sz w:val="15"/>
               </w:rPr>
-              <w:t>Nosotros intentaremos acceder con cada rol a recursos de otros roles, por la API y por PostgREST directo.</w:t>
+              <w:t>Intentaremos acceder con cada rol a recursos de otros roles, por la API y por PostgREST directo.</w:t>
             </w:r>
           </w:p>
         </w:tc>
@@ -6501,7 +6500,7 @@
                 <w:rFonts w:asciiTheme="majorHAnsi" w:hAnsiTheme="majorHAnsi" w:cstheme="majorHAnsi"/>
                 <w:sz w:val="15"/>
               </w:rPr>
-              <w:t>Nosotros verificaremos el rechazo y que las políticas RLS protejan los datos.</w:t>
+              <w:t>Verificaremos el rechazo y que las políticas RLS protejan los datos.</w:t>
             </w:r>
           </w:p>
         </w:tc>
@@ -6611,7 +6610,7 @@
                 <w:rFonts w:asciiTheme="majorHAnsi" w:hAnsiTheme="majorHAnsi" w:cstheme="majorHAnsi"/>
                 <w:sz w:val="15"/>
               </w:rPr>
-              <w:t>Nosotros ejecutaremos: visitante -&gt; login en checkout -&gt; pago Webpay -&gt; retención -&gt; entrega con código -&gt; payout manual -&gt; dashboard.</w:t>
+              <w:t>Ejecutaremos: visitante -&gt; login en checkout -&gt; pago con Webpay Mall -&gt; dispersión (Split Payment) -&gt; entrega con código -&gt; calificación -&gt; reembolso gestionado por el administrador -&gt; dashboard.</w:t>
             </w:r>
           </w:p>
         </w:tc>
@@ -6632,7 +6631,7 @@
                 <w:rFonts w:asciiTheme="majorHAnsi" w:hAnsiTheme="majorHAnsi" w:cstheme="majorHAnsi"/>
                 <w:sz w:val="15"/>
               </w:rPr>
-              <w:t>Nosotros verificaremos la coherencia de todo el flujo.</w:t>
+              <w:t>Verificaremos la coherencia de todo el flujo.</w:t>
             </w:r>
           </w:p>
         </w:tc>
@@ -6854,7 +6853,7 @@
                 <w:rFonts w:asciiTheme="majorHAnsi" w:hAnsiTheme="majorHAnsi" w:cstheme="majorHAnsi"/>
                 <w:sz w:val="16"/>
               </w:rPr>
-              <w:t>Nosotros verificaremos expiración de tokens, permisos por rol, bloqueo de cuenta y el 429 de GoTrue.</w:t>
+              <w:t>Verificaremos expiración de tokens, permisos por rol, bloqueo de cuenta y el 429 de GoTrue.</w:t>
             </w:r>
           </w:p>
         </w:tc>
@@ -6943,7 +6942,7 @@
                 <w:rFonts w:asciiTheme="majorHAnsi" w:hAnsiTheme="majorHAnsi" w:cstheme="majorHAnsi"/>
                 <w:sz w:val="16"/>
               </w:rPr>
-              <w:t>Nosotros revisaremos las restricciones UNIQUE de buy_order y token_ws, y que un payout no se registre dos veces.</w:t>
+              <w:t>Revisaremos las restricciones UNIQUE de buy_order y token_ws, y que una liquidación no se registre dos veces.</w:t>
             </w:r>
           </w:p>
         </w:tc>
@@ -6964,7 +6963,7 @@
                 <w:rFonts w:asciiTheme="majorHAnsi" w:hAnsiTheme="majorHAnsi" w:cstheme="majorHAnsi"/>
                 <w:sz w:val="16"/>
               </w:rPr>
-              <w:t>No debemos generar pagos ni payouts duplicados por reintentos.</w:t>
+              <w:t>No debemos generar pagos ni liquidaciones duplicados por reintentos.</w:t>
             </w:r>
           </w:p>
         </w:tc>
@@ -7032,7 +7031,7 @@
                 <w:rFonts w:asciiTheme="majorHAnsi" w:hAnsiTheme="majorHAnsi" w:cstheme="majorHAnsi"/>
                 <w:sz w:val="16"/>
               </w:rPr>
-              <w:t>Nosotros probaremos datos inválidos en el formulario, en los endpoints críticos y en la base de datos.</w:t>
+              <w:t>Probaremos datos inválidos en el formulario, en los endpoints críticos y en la base de datos.</w:t>
             </w:r>
           </w:p>
         </w:tc>
@@ -7121,7 +7120,7 @@
                 <w:rFonts w:asciiTheme="majorHAnsi" w:hAnsiTheme="majorHAnsi" w:cstheme="majorHAnsi"/>
                 <w:sz w:val="16"/>
               </w:rPr>
-              <w:t>Nosotros revisaremos que banco, número y tipo de cuenta estén cifrados y que solo los vea el rol autorizado.</w:t>
+              <w:t>Revisaremos que banco, número y tipo de cuenta estén cifrados y que solo los vea el rol autorizado.</w:t>
             </w:r>
           </w:p>
         </w:tc>
@@ -7210,7 +7209,7 @@
                 <w:rFonts w:asciiTheme="majorHAnsi" w:hAnsiTheme="majorHAnsi" w:cstheme="majorHAnsi"/>
                 <w:sz w:val="16"/>
               </w:rPr>
-              <w:t>Nosotros mediremos los tiempos del ERS: catálogo menos de 3 s, checkout menos de 5 s y tx.commit menos de 5 s.</w:t>
+              <w:t>Mediremos los tiempos del ERS: catálogo menos de 3 s, checkout menos de 5 s y tx.commit menos de 5 s.</w:t>
             </w:r>
           </w:p>
         </w:tc>
@@ -7255,7 +7254,7 @@
         <w:rPr>
           <w:rFonts w:cstheme="majorHAnsi"/>
         </w:rPr>
-        <w:t>12. Pruebas específicas de Webpay Plus y custodia</w:t>
+        <w:t>12. Pruebas específicas de Webpay Mall (Split Payment) y liquidación</w:t>
       </w:r>
     </w:p>
     <w:p>
@@ -7268,14 +7267,12 @@
         <w:rPr>
           <w:rFonts w:asciiTheme="majorHAnsi" w:hAnsiTheme="majorHAnsi" w:cstheme="majorHAnsi"/>
         </w:rPr>
-        <w:t xml:space="preserve">Nosotros trataremos el pago como un flujo crítico, porque una falla afecta directamente la orden y el dinero del cliente. Usaremos Webpay Plus normal en Test Mode, no Webpay Diferido (solo permite crédito) ni Webpay Mall, </w:t>
+        <w:t>Trataremos el pago como un flujo crítico, porque una falla afecta directamente la orden y el dinero del cliente. Usaremos Webpay Mall (Split Payment) de Transbank en ambiente de integración y validaremos el recorrido definido: tx.create(buy_order, session_id, amount, return_url), redirección, retorno con token_ws y tx.commit(token_ws). Con Webpay Mall la pasarela realiza la captura y la dispersión en tiempo real: no hay custodia de fondos por CuTuCo ni payouts manuales, y Transbank deposita directo en la cuenta bancaria del comercio registrada.</w:t>
       </w:r>
       <w:r>
         <w:rPr>
           <w:rFonts w:asciiTheme="majorHAnsi" w:hAnsiTheme="majorHAnsi" w:cstheme="majorHAnsi"/>
         </w:rPr>
-        <w:lastRenderedPageBreak/>
-        <w:t>y validaremos el recorrido definido: tx.create(buy_order, session_id, amount, return_url), redirección, retorno con token_ws y tx.commit(token_ws). Después del commit, CuTuCo retiene el monto completo de la venta y, una vez entregado el pedido con el código de verificación, el administrador hace un payout manual simulado al vendedor.</w:t>
       </w:r>
     </w:p>
     <w:p>
@@ -7290,7 +7287,7 @@
         <w:rPr>
           <w:rFonts w:asciiTheme="majorHAnsi" w:hAnsiTheme="majorHAnsi" w:cstheme="majorHAnsi"/>
         </w:rPr>
-        <w:t>Nosotros verificaremos que cada transacción cree una referencia buy_order única.</w:t>
+        <w:t>Verificaremos que cada transacción cree una referencia buy_order única.</w:t>
       </w:r>
     </w:p>
     <w:p>
@@ -7305,7 +7302,7 @@
         <w:rPr>
           <w:rFonts w:asciiTheme="majorHAnsi" w:hAnsiTheme="majorHAnsi" w:cstheme="majorHAnsi"/>
         </w:rPr>
-        <w:t>Nosotros verificaremos que token_ws no se pueda registrar dos veces.</w:t>
+        <w:t>Verificaremos que token_ws no se pueda registrar dos veces.</w:t>
       </w:r>
     </w:p>
     <w:p>
@@ -7320,7 +7317,7 @@
         <w:rPr>
           <w:rFonts w:asciiTheme="majorHAnsi" w:hAnsiTheme="majorHAnsi" w:cstheme="majorHAnsi"/>
         </w:rPr>
-        <w:t>Nosotros verificaremos que el pago pase por los estados definidos sin saltos no controlados.</w:t>
+        <w:t>Verificaremos que el pago pase por los estados definidos sin saltos no controlados.</w:t>
       </w:r>
     </w:p>
     <w:p>
@@ -7335,7 +7332,7 @@
         <w:rPr>
           <w:rFonts w:asciiTheme="majorHAnsi" w:hAnsiTheme="majorHAnsi" w:cstheme="majorHAnsi"/>
         </w:rPr>
-        <w:t>Nosotros verificaremos que el dinero quede retenido por CuTuCo hasta que el pedido esté entregado con código correcto y el administrador apruebe el payout.</w:t>
+        <w:t>Verificaremos que la dispersión al comercio se ejecute en tiempo real al confirmarse el pago, sin retención ni aprobación posterior.</w:t>
       </w:r>
     </w:p>
     <w:p>
@@ -7350,7 +7347,7 @@
         <w:rPr>
           <w:rFonts w:asciiTheme="majorHAnsi" w:hAnsiTheme="majorHAnsi" w:cstheme="majorHAnsi"/>
         </w:rPr>
-        <w:t>Nosotros verificaremos que el payout descuente la comisión y la tarifa, y que no se pueda ejecutar dos veces sobre el mismo pedido.</w:t>
+        <w:t>Verificaremos que la liquidación descuente la comisión y la tarifa, y que no se pueda ejecutar dos veces sobre el mismo pedido.</w:t>
       </w:r>
     </w:p>
     <w:p>
@@ -7365,7 +7362,7 @@
         <w:rPr>
           <w:rFonts w:asciiTheme="majorHAnsi" w:hAnsiTheme="majorHAnsi" w:cstheme="majorHAnsi"/>
         </w:rPr>
-        <w:t>Nosotros verificaremos que los reembolsos post venta se registren por la misma tabla de payouts y notifiquen al cliente.</w:t>
+        <w:t>Verificaremos que los reembolsos post venta se registren con la pasarela y notifiquen al cliente.</w:t>
       </w:r>
     </w:p>
     <w:p>
@@ -7380,7 +7377,7 @@
         <w:rPr>
           <w:rFonts w:asciiTheme="majorHAnsi" w:hAnsiTheme="majorHAnsi" w:cstheme="majorHAnsi"/>
         </w:rPr>
-        <w:t>Nosotros verificaremos que un reintento no duplique la orden.</w:t>
+        <w:t>Verificaremos que un reintento no duplique la orden.</w:t>
       </w:r>
     </w:p>
     <w:p>
@@ -7395,7 +7392,7 @@
         <w:rPr>
           <w:rFonts w:asciiTheme="majorHAnsi" w:hAnsiTheme="majorHAnsi" w:cstheme="majorHAnsi"/>
         </w:rPr>
-        <w:t>Nosotros registraremos en la evidencia el request/response técnico permitido, el estado final y los identificadores de prueba, sin exponer credenciales ni datos bancarios.</w:t>
+        <w:t>Registraremos en la evidencia el request/response técnico permitido, el estado final y los identificadores de prueba, sin exponer credenciales ni datos bancarios.</w:t>
       </w:r>
     </w:p>
     <w:p>
@@ -7586,7 +7583,7 @@
                 <w:rFonts w:asciiTheme="majorHAnsi" w:hAnsiTheme="majorHAnsi" w:cstheme="majorHAnsi"/>
                 <w:sz w:val="15"/>
               </w:rPr>
-              <w:t>Nosotros comprobaremos catálogo, login en checkout, carrito, región, pago y creación del pedido.</w:t>
+              <w:t>Comprobaremos catálogo, login en checkout, carrito, región, pago y creación del pedido.</w:t>
             </w:r>
           </w:p>
         </w:tc>
@@ -7633,7 +7630,7 @@
                 <w:rFonts w:asciiTheme="majorHAnsi" w:hAnsiTheme="majorHAnsi" w:cstheme="majorHAnsi"/>
                 <w:sz w:val="15"/>
               </w:rPr>
-              <w:t>Custodia y payout</w:t>
+              <w:t>Liquidación vía pasarela</w:t>
             </w:r>
           </w:p>
         </w:tc>
@@ -7654,7 +7651,7 @@
                 <w:rFonts w:asciiTheme="majorHAnsi" w:hAnsiTheme="majorHAnsi" w:cstheme="majorHAnsi"/>
                 <w:sz w:val="15"/>
               </w:rPr>
-              <w:t>FastAPI + payments + payouts + Webpay + Resend</w:t>
+              <w:t>FastAPI + payments + Webpay Mall + Resend</w:t>
             </w:r>
           </w:p>
         </w:tc>
@@ -7675,7 +7672,7 @@
                 <w:rFonts w:asciiTheme="majorHAnsi" w:hAnsiTheme="majorHAnsi" w:cstheme="majorHAnsi"/>
                 <w:sz w:val="15"/>
               </w:rPr>
-              <w:t>Nosotros comprobaremos retención total, payout manual, reembolso, idempotencia y correos.</w:t>
+              <w:t>Comprobaremos la dispersión vía Split Payment, reembolso, idempotencia y correos.</w:t>
             </w:r>
           </w:p>
         </w:tc>
@@ -7696,7 +7693,7 @@
                 <w:rFonts w:asciiTheme="majorHAnsi" w:hAnsiTheme="majorHAnsi" w:cstheme="majorHAnsi"/>
                 <w:sz w:val="15"/>
               </w:rPr>
-              <w:t>Registro de payment y payout + caso ejecutado.</w:t>
+              <w:t>Registro del payment y de la liquidación + caso ejecutado.</w:t>
             </w:r>
           </w:p>
         </w:tc>
@@ -7764,7 +7761,7 @@
                 <w:rFonts w:asciiTheme="majorHAnsi" w:hAnsiTheme="majorHAnsi" w:cstheme="majorHAnsi"/>
                 <w:sz w:val="15"/>
               </w:rPr>
-              <w:t>Nosotros comprobaremos la secuencia de estados y el código de verificación correcto e incorrecto.</w:t>
+              <w:t>Comprobaremos la secuencia de estados y el código de verificación correcto e incorrecto.</w:t>
             </w:r>
           </w:p>
         </w:tc>
@@ -7853,7 +7850,7 @@
                 <w:rFonts w:asciiTheme="majorHAnsi" w:hAnsiTheme="majorHAnsi" w:cstheme="majorHAnsi"/>
                 <w:sz w:val="15"/>
               </w:rPr>
-              <w:t>Nosotros comprobaremos login, 429, bloqueo de cuenta por 5 intentos y recuperación de contraseña.</w:t>
+              <w:t>Comprobaremos login, 429, bloqueo de cuenta por 5 intentos y recuperación de contraseña.</w:t>
             </w:r>
           </w:p>
         </w:tc>
@@ -7942,7 +7939,7 @@
                 <w:rFonts w:asciiTheme="majorHAnsi" w:hAnsiTheme="majorHAnsi" w:cstheme="majorHAnsi"/>
                 <w:sz w:val="15"/>
               </w:rPr>
-              <w:t>Nosotros comprobaremos compra permitida y bloqueada según la región.</w:t>
+              <w:t>Comprobaremos compra permitida y bloqueada según la región.</w:t>
             </w:r>
           </w:p>
         </w:tc>
@@ -8031,7 +8028,7 @@
                 <w:rFonts w:asciiTheme="majorHAnsi" w:hAnsiTheme="majorHAnsi" w:cstheme="majorHAnsi"/>
                 <w:sz w:val="15"/>
               </w:rPr>
-              <w:t>Nosotros comprobaremos detección con LIKE, amonestaciones, suspensión y ban permanente.</w:t>
+              <w:t>Comprobaremos detección con LIKE, amonestaciones, suspensión y ban permanente.</w:t>
             </w:r>
           </w:p>
         </w:tc>
@@ -8120,7 +8117,7 @@
                 <w:rFonts w:asciiTheme="majorHAnsi" w:hAnsiTheme="majorHAnsi" w:cstheme="majorHAnsi"/>
                 <w:sz w:val="15"/>
               </w:rPr>
-              <w:t>Nosotros comprobaremos aprobación de productores y de pagos, CRUD de usuarios y gestión de productos.</w:t>
+              <w:t>Comprobaremos aprobación de productores con Código de Comercio Mall, reembolsos, CRUD de usuarios y gestión de productos.</w:t>
             </w:r>
           </w:p>
         </w:tc>
@@ -8178,7 +8175,7 @@
         <w:rPr>
           <w:rFonts w:asciiTheme="majorHAnsi" w:hAnsiTheme="majorHAnsi" w:cstheme="majorHAnsi"/>
         </w:rPr>
-        <w:t>Nosotros registraremos los defectos encontrados durante las pruebas con un identificador, caso afectado, versión probada, pasos para reproducir, resultado esperado, resultado observado, evidencia, prioridad y responsable de la corrección. Como somos solo dos integrantes, ambos revisaremos los defectos críticos y acordaremos su prioridad en la revisión semanal.</w:t>
+        <w:t>Registraremos los defectos encontrados durante las pruebas con un identificador, caso afectado, versión probada, pasos para reproducir, resultado esperado, resultado observado, evidencia, prioridad y responsable de la corrección. Como somos solo dos integrantes, ambos revisaremos los defectos críticos y acordaremos su prioridad en la revisión semanal.</w:t>
       </w:r>
     </w:p>
     <w:tbl>
@@ -8310,7 +8307,7 @@
                 <w:rFonts w:asciiTheme="majorHAnsi" w:hAnsiTheme="majorHAnsi" w:cstheme="majorHAnsi"/>
                 <w:sz w:val="16"/>
               </w:rPr>
-              <w:t>Nosotros la asignaremos cuando el defecto impida una transacción, comprometa la seguridad o los datos bancarios, duplique pagos u órdenes, o bloquee un flujo principal.</w:t>
+              <w:t>La asignaremos cuando el defecto impida una transacción, comprometa la seguridad o los datos bancarios, duplique pagos u órdenes, o bloquee un flujo principal.</w:t>
             </w:r>
           </w:p>
         </w:tc>
@@ -8331,7 +8328,7 @@
                 <w:rFonts w:asciiTheme="majorHAnsi" w:hAnsiTheme="majorHAnsi" w:cstheme="majorHAnsi"/>
                 <w:sz w:val="16"/>
               </w:rPr>
-              <w:t>Nosotros detendremos la validación del flujo y priorizaremos la corrección.</w:t>
+              <w:t>Detendremos la validación del flujo y priorizaremos la corrección.</w:t>
             </w:r>
           </w:p>
         </w:tc>
@@ -8378,7 +8375,7 @@
                 <w:rFonts w:asciiTheme="majorHAnsi" w:hAnsiTheme="majorHAnsi" w:cstheme="majorHAnsi"/>
                 <w:sz w:val="16"/>
               </w:rPr>
-              <w:t>Nosotros la asignaremos cuando una función importante no cumpla su criterio, pero exista una alternativa parcial.</w:t>
+              <w:t>La asignaremos cuando una función importante no cumpla su criterio, pero exista una alternativa parcial.</w:t>
             </w:r>
           </w:p>
         </w:tc>
@@ -8399,7 +8396,7 @@
                 <w:rFonts w:asciiTheme="majorHAnsi" w:hAnsiTheme="majorHAnsi" w:cstheme="majorHAnsi"/>
                 <w:sz w:val="16"/>
               </w:rPr>
-              <w:t>Nosotros corregiremos antes del cierre de la fase de desarrollo cuando sea posible.</w:t>
+              <w:t>Corregiremos antes del cierre de la fase de desarrollo cuando sea posible.</w:t>
             </w:r>
           </w:p>
         </w:tc>
@@ -8446,7 +8443,7 @@
                 <w:rFonts w:asciiTheme="majorHAnsi" w:hAnsiTheme="majorHAnsi" w:cstheme="majorHAnsi"/>
                 <w:sz w:val="16"/>
               </w:rPr>
-              <w:t>Nosotros la asignaremos cuando afecte una función no central, una visualización o una validación con impacto controlado.</w:t>
+              <w:t>La asignaremos cuando afecte una función no central, una visualización o una validación con impacto controlado.</w:t>
             </w:r>
           </w:p>
         </w:tc>
@@ -8467,7 +8464,7 @@
                 <w:rFonts w:asciiTheme="majorHAnsi" w:hAnsiTheme="majorHAnsi" w:cstheme="majorHAnsi"/>
                 <w:sz w:val="16"/>
               </w:rPr>
-              <w:t>Nosotros registraremos, corregiremos y volveremos a probar según el tiempo.</w:t>
+              <w:t>Registraremos, corregiremos y volveremos a probar según el tiempo.</w:t>
             </w:r>
           </w:p>
         </w:tc>
@@ -8514,7 +8511,7 @@
                 <w:rFonts w:asciiTheme="majorHAnsi" w:hAnsiTheme="majorHAnsi" w:cstheme="majorHAnsi"/>
                 <w:sz w:val="16"/>
               </w:rPr>
-              <w:t>Nosotros la asignaremos a detalles menores que no afecten la operación principal.</w:t>
+              <w:t>La asignaremos a detalles menores que no afecten la operación principal.</w:t>
             </w:r>
           </w:p>
         </w:tc>
@@ -8535,7 +8532,7 @@
                 <w:rFonts w:asciiTheme="majorHAnsi" w:hAnsiTheme="majorHAnsi" w:cstheme="majorHAnsi"/>
                 <w:sz w:val="16"/>
               </w:rPr>
-              <w:t>Nosotros registraremos y evaluaremos si se corrige antes de la entrega.</w:t>
+              <w:t>Registraremos y evaluaremos si se corrige antes de la entrega.</w:t>
             </w:r>
           </w:p>
         </w:tc>
@@ -8692,7 +8689,7 @@
                 <w:rFonts w:asciiTheme="majorHAnsi" w:hAnsiTheme="majorHAnsi" w:cstheme="majorHAnsi"/>
                 <w:sz w:val="16"/>
               </w:rPr>
-              <w:t>Nosotros asignamos a Vicente el liderazgo de las pruebas de backend: FastAPI, bloqueo de cuenta, pagos, payouts, cifrado de datos bancarios, políticas RLS, idempotencia, seguridad y despliegue.</w:t>
+              <w:t>Asignamos a Vicente el liderazgo de las pruebas de backend: FastAPI, bloqueo de cuenta, pagos, cifrado de datos bancarios, políticas RLS, idempotencia, seguridad y despliegue.</w:t>
             </w:r>
           </w:p>
         </w:tc>
@@ -8713,7 +8710,7 @@
                 <w:rFonts w:asciiTheme="majorHAnsi" w:hAnsiTheme="majorHAnsi" w:cstheme="majorHAnsi"/>
                 <w:sz w:val="16"/>
               </w:rPr>
-              <w:t>Nosotros compartimos diseño de casos, ejecución de integración/E2E, revisión de defectos, documentación y cierre.</w:t>
+              <w:t>Compartimos diseño de casos, ejecución de integración/E2E, revisión de defectos, documentación y cierre.</w:t>
             </w:r>
           </w:p>
         </w:tc>
@@ -8760,7 +8757,7 @@
                 <w:rFonts w:asciiTheme="majorHAnsi" w:hAnsiTheme="majorHAnsi" w:cstheme="majorHAnsi"/>
                 <w:sz w:val="16"/>
               </w:rPr>
-              <w:t>Nosotros asignamos a Ignacio el liderazgo de las pruebas de frontend: navegación, catálogo, carrito, validaciones con Vuelidate, panel de vendedor, panel de administración, seguimiento del delivery y entrada del código de verificación.</w:t>
+              <w:t>Asignamos a Ignacio el liderazgo de las pruebas de frontend: navegación, catálogo, carrito, validaciones con Vuelidate, panel de vendedor, panel de administración, seguimiento del delivery y entrada del código de verificación.</w:t>
             </w:r>
           </w:p>
         </w:tc>
@@ -8781,7 +8778,7 @@
                 <w:rFonts w:asciiTheme="majorHAnsi" w:hAnsiTheme="majorHAnsi" w:cstheme="majorHAnsi"/>
                 <w:sz w:val="16"/>
               </w:rPr>
-              <w:t>Nosotros compartimos diseño de casos, ejecución de integración/E2E, revisión de defectos, documentación y cierre.</w:t>
+              <w:t>Compartimos diseño de casos, ejecución de integración/E2E, revisión de defectos, documentación y cierre.</w:t>
             </w:r>
           </w:p>
         </w:tc>
@@ -8937,7 +8934,7 @@
                 <w:rFonts w:asciiTheme="majorHAnsi" w:hAnsiTheme="majorHAnsi" w:cstheme="majorHAnsi"/>
                 <w:sz w:val="15"/>
               </w:rPr>
-              <w:t>Nosotros definiremos estrategia, alcance de pruebas, criterios de entrada/salida y la matriz inicial de casos.</w:t>
+              <w:t>Definiremos estrategia, alcance de pruebas, criterios de entrada/salida y la matriz inicial de casos.</w:t>
             </w:r>
           </w:p>
         </w:tc>
@@ -9005,7 +9002,7 @@
                 <w:rFonts w:asciiTheme="majorHAnsi" w:hAnsiTheme="majorHAnsi" w:cstheme="majorHAnsi"/>
                 <w:sz w:val="15"/>
               </w:rPr>
-              <w:t>Nosotros revisaremos los requisitos, las dependencias y los datos de prueba.</w:t>
+              <w:t>Revisaremos los requisitos, las dependencias y los datos de prueba.</w:t>
             </w:r>
           </w:p>
         </w:tc>
@@ -9073,7 +9070,7 @@
                 <w:rFonts w:asciiTheme="majorHAnsi" w:hAnsiTheme="majorHAnsi" w:cstheme="majorHAnsi"/>
                 <w:sz w:val="15"/>
               </w:rPr>
-              <w:t>Nosotros vincularemos los casos con el ERS y los criterios de aceptación.</w:t>
+              <w:t>Vincularemos los casos con el ERS y los criterios de aceptación.</w:t>
             </w:r>
           </w:p>
         </w:tc>
@@ -9141,7 +9138,7 @@
                 <w:rFonts w:asciiTheme="majorHAnsi" w:hAnsiTheme="majorHAnsi" w:cstheme="majorHAnsi"/>
                 <w:sz w:val="15"/>
               </w:rPr>
-              <w:t>Nosotros revisaremos arquitectura, API, modelo de datos y riesgos de integración, incluyendo qué consultas van por PostgREST y cuáles por FastAPI.</w:t>
+              <w:t>Revisaremos arquitectura, API, modelo de datos y riesgos de integración, incluyendo qué consultas van por PostgREST y cuáles por FastAPI.</w:t>
             </w:r>
           </w:p>
         </w:tc>
@@ -9209,7 +9206,7 @@
                 <w:rFonts w:asciiTheme="majorHAnsi" w:hAnsiTheme="majorHAnsi" w:cstheme="majorHAnsi"/>
                 <w:sz w:val="15"/>
               </w:rPr>
-              <w:t>Nosotros revisaremos contratos de API, políticas RLS y flujos de interfaz antes de cerrar el diseño.</w:t>
+              <w:t>Revisaremos contratos de API, políticas RLS y flujos de interfaz antes de cerrar el diseño.</w:t>
             </w:r>
           </w:p>
         </w:tc>
@@ -9277,7 +9274,7 @@
                 <w:rFonts w:asciiTheme="majorHAnsi" w:hAnsiTheme="majorHAnsi" w:cstheme="majorHAnsi"/>
                 <w:sz w:val="15"/>
               </w:rPr>
-              <w:t>Nosotros iniciaremos pruebas unitarias del backend y las validaciones de autenticación con GoTrue, bloqueo de cuenta y persistencia.</w:t>
+              <w:t>Iniciaremos pruebas unitarias del backend y las validaciones de autenticación con GoTrue, bloqueo de cuenta y persistencia.</w:t>
             </w:r>
           </w:p>
         </w:tc>
@@ -9345,7 +9342,7 @@
                 <w:rFonts w:asciiTheme="majorHAnsi" w:hAnsiTheme="majorHAnsi" w:cstheme="majorHAnsi"/>
                 <w:sz w:val="15"/>
               </w:rPr>
-              <w:t>Nosotros probaremos cliente, vendedor, productos y stock, e iniciaremos la integración con Webpay.</w:t>
+              <w:t>Probaremos cliente, vendedor, productos y stock, e iniciaremos la integración con Webpay.</w:t>
             </w:r>
           </w:p>
         </w:tc>
@@ -9413,7 +9410,7 @@
                 <w:rFonts w:asciiTheme="majorHAnsi" w:hAnsiTheme="majorHAnsi" w:cstheme="majorHAnsi"/>
                 <w:sz w:val="15"/>
               </w:rPr>
-              <w:t>Nosotros profundizaremos pagos, retención, payouts, cifrado de datos bancarios, cobertura regional y código de entrega.</w:t>
+              <w:t>Profundizaremos pagos con Webpay Mall (Split Payment), cifrado de datos bancarios, cobertura regional y código de entrega.</w:t>
             </w:r>
           </w:p>
         </w:tc>
@@ -9481,7 +9478,7 @@
                 <w:rFonts w:asciiTheme="majorHAnsi" w:hAnsiTheme="majorHAnsi" w:cstheme="majorHAnsi"/>
                 <w:sz w:val="15"/>
               </w:rPr>
-              <w:t>Nosotros probaremos administración, moderación, sanciones, correos con Resend y trazabilidad.</w:t>
+              <w:t>Probaremos administración, moderación, sanciones, correos con Resend y trazabilidad.</w:t>
             </w:r>
           </w:p>
         </w:tc>
@@ -9549,7 +9546,7 @@
                 <w:rFonts w:asciiTheme="majorHAnsi" w:hAnsiTheme="majorHAnsi" w:cstheme="majorHAnsi"/>
                 <w:sz w:val="15"/>
               </w:rPr>
-              <w:t>Nosotros ejecutaremos integración, E2E y seguridad de los flujos críticos.</w:t>
+              <w:t>Ejecutaremos integración, E2E y seguridad de los flujos críticos.</w:t>
             </w:r>
           </w:p>
         </w:tc>
@@ -9617,7 +9614,7 @@
                 <w:rFonts w:asciiTheme="majorHAnsi" w:hAnsiTheme="majorHAnsi" w:cstheme="majorHAnsi"/>
                 <w:sz w:val="15"/>
               </w:rPr>
-              <w:t>Nosotros cerraremos el desarrollo con pruebas E2E, regresión y verificación de alcance.</w:t>
+              <w:t>Cerraremos el desarrollo con pruebas E2E, regresión y verificación de alcance.</w:t>
             </w:r>
           </w:p>
         </w:tc>
@@ -9685,7 +9682,7 @@
                 <w:rFonts w:asciiTheme="majorHAnsi" w:hAnsiTheme="majorHAnsi" w:cstheme="majorHAnsi"/>
                 <w:sz w:val="15"/>
               </w:rPr>
-              <w:t>Nosotros realizaremos regresión, correcciones finales y consolidación documental.</w:t>
+              <w:t>Realizaremos regresión, correcciones finales y consolidación documental.</w:t>
             </w:r>
           </w:p>
         </w:tc>
@@ -9753,7 +9750,7 @@
                 <w:rFonts w:asciiTheme="majorHAnsi" w:hAnsiTheme="majorHAnsi" w:cstheme="majorHAnsi"/>
                 <w:sz w:val="15"/>
               </w:rPr>
-              <w:t>Nosotros revisaremos evidencias, coherencia del producto y documentación final.</w:t>
+              <w:t>Revisaremos evidencias, coherencia del producto y documentación final.</w:t>
             </w:r>
           </w:p>
         </w:tc>
@@ -9930,7 +9927,7 @@
                 <w:rFonts w:asciiTheme="majorHAnsi" w:hAnsiTheme="majorHAnsi" w:cstheme="majorHAnsi"/>
                 <w:sz w:val="15"/>
               </w:rPr>
-              <w:t>Nosotros podríamos no disponer del servicio o del entorno de prueba.</w:t>
+              <w:t>Podríamos no disponer del servicio o del entorno de prueba.</w:t>
             </w:r>
           </w:p>
         </w:tc>
@@ -9951,7 +9948,7 @@
                 <w:rFonts w:asciiTheme="majorHAnsi" w:hAnsiTheme="majorHAnsi" w:cstheme="majorHAnsi"/>
                 <w:sz w:val="15"/>
               </w:rPr>
-              <w:t>Nosotros usaremos mocks/stubs para probar por capas y repetiremos la validación real cuando esté disponible.</w:t>
+              <w:t>Usaremos mocks/stubs para probar por capas y repetiremos la validación real cuando esté disponible.</w:t>
             </w:r>
           </w:p>
         </w:tc>
@@ -9998,7 +9995,7 @@
                 <w:rFonts w:asciiTheme="majorHAnsi" w:hAnsiTheme="majorHAnsi" w:cstheme="majorHAnsi"/>
                 <w:sz w:val="15"/>
               </w:rPr>
-              <w:t>Nosotros podríamos detectar diferencias de datos, consultas o relaciones entre el modelo y la base en Supabase.</w:t>
+              <w:t>Podríamos detectar diferencias de datos, consultas o relaciones entre el modelo y la base en Supabase.</w:t>
             </w:r>
           </w:p>
         </w:tc>
@@ -10019,7 +10016,7 @@
                 <w:rFonts w:asciiTheme="majorHAnsi" w:hAnsiTheme="majorHAnsi" w:cstheme="majorHAnsi"/>
                 <w:sz w:val="15"/>
               </w:rPr>
-              <w:t>Nosotros validaremos el esquema con los scripts versionados y ejecutaremos pruebas de persistencia.</w:t>
+              <w:t>Validaremos el esquema con los scripts versionados y ejecutaremos pruebas de persistencia.</w:t>
             </w:r>
           </w:p>
         </w:tc>
@@ -10066,7 +10063,7 @@
                 <w:rFonts w:asciiTheme="majorHAnsi" w:hAnsiTheme="majorHAnsi" w:cstheme="majorHAnsi"/>
                 <w:sz w:val="15"/>
               </w:rPr>
-              <w:t>Nosotros podríamos dejar datos visibles para otros roles o bloquear consultas válidas por una policy incorrecta.</w:t>
+              <w:t>Podríamos dejar datos visibles para otros roles o bloquear consultas válidas por una policy incorrecta.</w:t>
             </w:r>
           </w:p>
         </w:tc>
@@ -10087,7 +10084,7 @@
                 <w:rFonts w:asciiTheme="majorHAnsi" w:hAnsiTheme="majorHAnsi" w:cstheme="majorHAnsi"/>
                 <w:sz w:val="15"/>
               </w:rPr>
-              <w:t>Nosotros revisaremos de nuevo las policies ya creadas y probaremos cada rol por la API y por PostgREST.</w:t>
+              <w:t>Revisaremos de nuevo las policies ya creadas y probaremos cada rol por la API y por PostgREST.</w:t>
             </w:r>
           </w:p>
         </w:tc>
@@ -10134,7 +10131,7 @@
                 <w:rFonts w:asciiTheme="majorHAnsi" w:hAnsiTheme="majorHAnsi" w:cstheme="majorHAnsi"/>
                 <w:sz w:val="15"/>
               </w:rPr>
-              <w:t>Nosotros podríamos duplicar reglas o saltarnos una validación al consultar directo a la base.</w:t>
+              <w:t>Podríamos duplicar reglas o saltarnos una validación al consultar directo a la base.</w:t>
             </w:r>
           </w:p>
         </w:tc>
@@ -10155,7 +10152,7 @@
                 <w:rFonts w:asciiTheme="majorHAnsi" w:hAnsiTheme="majorHAnsi" w:cstheme="majorHAnsi"/>
                 <w:sz w:val="15"/>
               </w:rPr>
-              <w:t>Nosotros dejaremos definido qué consultas van por cada vía y probaremos las reglas críticas en ambas.</w:t>
+              <w:t>Dejaremos definido qué consultas van por cada vía y probaremos las reglas críticas en ambas.</w:t>
             </w:r>
           </w:p>
         </w:tc>
@@ -10202,7 +10199,7 @@
                 <w:rFonts w:asciiTheme="majorHAnsi" w:hAnsiTheme="majorHAnsi" w:cstheme="majorHAnsi"/>
                 <w:sz w:val="15"/>
               </w:rPr>
-              <w:t>Nosotros podríamos guardar o mostrar los datos sin cifrar.</w:t>
+              <w:t>Podríamos guardar o mostrar los datos sin cifrar.</w:t>
             </w:r>
           </w:p>
         </w:tc>
@@ -10223,7 +10220,7 @@
                 <w:rFonts w:asciiTheme="majorHAnsi" w:hAnsiTheme="majorHAnsi" w:cstheme="majorHAnsi"/>
                 <w:sz w:val="15"/>
               </w:rPr>
-              <w:t>Nosotros probaremos el cifrado y revisaremos logs y respuestas, con datos ficticios.</w:t>
+              <w:t>Probaremos el cifrado y revisaremos logs y respuestas, con datos ficticios.</w:t>
             </w:r>
           </w:p>
         </w:tc>
@@ -10270,7 +10267,7 @@
                 <w:rFonts w:asciiTheme="majorHAnsi" w:hAnsiTheme="majorHAnsi" w:cstheme="majorHAnsi"/>
                 <w:sz w:val="15"/>
               </w:rPr>
-              <w:t>Nosotros podríamos probar una interfaz contra un contrato de API no actualizado.</w:t>
+              <w:t>Podríamos probar una interfaz contra un contrato de API no actualizado.</w:t>
             </w:r>
           </w:p>
         </w:tc>
@@ -10291,7 +10288,7 @@
                 <w:rFonts w:asciiTheme="majorHAnsi" w:hAnsiTheme="majorHAnsi" w:cstheme="majorHAnsi"/>
                 <w:sz w:val="15"/>
               </w:rPr>
-              <w:t>Nosotros mantendremos los contratos revisados y haremos pruebas de integración antes de cerrar cada bloque.</w:t>
+              <w:t>Mantendremos los contratos revisados y haremos pruebas de integración antes de cerrar cada bloque.</w:t>
             </w:r>
           </w:p>
         </w:tc>
@@ -10338,7 +10335,7 @@
                 <w:rFonts w:asciiTheme="majorHAnsi" w:hAnsiTheme="majorHAnsi" w:cstheme="majorHAnsi"/>
                 <w:sz w:val="15"/>
               </w:rPr>
-              <w:t>Nosotros podríamos permitir ventas sobre stock no disponible.</w:t>
+              <w:t>Podríamos permitir ventas sobre stock no disponible.</w:t>
             </w:r>
           </w:p>
         </w:tc>
@@ -10359,7 +10356,7 @@
                 <w:rFonts w:asciiTheme="majorHAnsi" w:hAnsiTheme="majorHAnsi" w:cstheme="majorHAnsi"/>
                 <w:sz w:val="15"/>
               </w:rPr>
-              <w:t>Nosotros probaremos escenarios de actualización y transacciones en los flujos críticos.</w:t>
+              <w:t>Probaremos escenarios de actualización y transacciones en los flujos críticos.</w:t>
             </w:r>
           </w:p>
         </w:tc>
@@ -10406,7 +10403,7 @@
                 <w:rFonts w:asciiTheme="majorHAnsi" w:hAnsiTheme="majorHAnsi" w:cstheme="majorHAnsi"/>
                 <w:sz w:val="15"/>
               </w:rPr>
-              <w:t>Nosotros podríamos no recibir los correos de prueba o que el envío falle.</w:t>
+              <w:t>Podríamos no recibir los correos de prueba o que el envío falle.</w:t>
             </w:r>
           </w:p>
         </w:tc>
@@ -10427,7 +10424,7 @@
                 <w:rFonts w:asciiTheme="majorHAnsi" w:hAnsiTheme="majorHAnsi" w:cstheme="majorHAnsi"/>
                 <w:sz w:val="15"/>
               </w:rPr>
-              <w:t>Nosotros revisaremos los registros de envío y repetiremos la prueba cuando el servicio responda.</w:t>
+              <w:t>Revisaremos los registros de envío y repetiremos la prueba cuando el servicio responda.</w:t>
             </w:r>
           </w:p>
         </w:tc>
@@ -10474,7 +10471,7 @@
                 <w:rFonts w:asciiTheme="majorHAnsi" w:hAnsiTheme="majorHAnsi" w:cstheme="majorHAnsi"/>
                 <w:sz w:val="15"/>
               </w:rPr>
-              <w:t>Nosotros podríamos recibir otro ajuste de requerimientos con casos ya ejecutados.</w:t>
+              <w:t>Podríamos recibir otro ajuste de requerimientos con casos ya ejecutados.</w:t>
             </w:r>
           </w:p>
         </w:tc>
@@ -10495,7 +10492,7 @@
                 <w:rFonts w:asciiTheme="majorHAnsi" w:hAnsiTheme="majorHAnsi" w:cstheme="majorHAnsi"/>
                 <w:sz w:val="15"/>
               </w:rPr>
-              <w:t>Nosotros actualizaremos la matriz y la trazabilidad, y repetiremos solo los casos afectados.</w:t>
+              <w:t>Actualizaremos la matriz y la trazabilidad, y repetiremos solo los casos afectados.</w:t>
             </w:r>
           </w:p>
         </w:tc>
@@ -10542,7 +10539,7 @@
                 <w:rFonts w:asciiTheme="majorHAnsi" w:hAnsiTheme="majorHAnsi" w:cstheme="majorHAnsi"/>
                 <w:sz w:val="15"/>
               </w:rPr>
-              <w:t>Nosotros podríamos quedar limitados por la carga simultánea de desarrollo y pruebas.</w:t>
+              <w:t>Podríamos quedar limitados por la carga simultánea de desarrollo y pruebas.</w:t>
             </w:r>
           </w:p>
         </w:tc>
@@ -10563,7 +10560,7 @@
                 <w:rFonts w:asciiTheme="majorHAnsi" w:hAnsiTheme="majorHAnsi" w:cstheme="majorHAnsi"/>
                 <w:sz w:val="15"/>
               </w:rPr>
-              <w:t>Nosotros priorizaremos flujos críticos, mantendremos la revisión semanal y evitaremos ampliar el alcance sin evaluarlo.</w:t>
+              <w:t>Priorizaremos flujos críticos, mantendremos la revisión semanal y evitaremos ampliar el alcance sin evaluarlo.</w:t>
             </w:r>
           </w:p>
         </w:tc>
@@ -10618,8 +10615,7 @@
                 <w:rFonts w:asciiTheme="majorHAnsi" w:hAnsiTheme="majorHAnsi" w:cstheme="majorHAnsi"/>
                 <w:sz w:val="15"/>
               </w:rPr>
-              <w:lastRenderedPageBreak/>
-              <w:t>Nosotros podríamos concentrar las correcciones al final.</w:t>
+              <w:t>Podríamos concentrar las correcciones al final.</w:t>
             </w:r>
           </w:p>
         </w:tc>
@@ -10640,7 +10636,7 @@
                 <w:rFonts w:asciiTheme="majorHAnsi" w:hAnsiTheme="majorHAnsi" w:cstheme="majorHAnsi"/>
                 <w:sz w:val="15"/>
               </w:rPr>
-              <w:t xml:space="preserve">Nosotros probaremos por capas desde la construcción y </w:t>
+              <w:t xml:space="preserve">Probaremos por capas desde la construcción y </w:t>
             </w:r>
             <w:r>
               <w:rPr>
@@ -10687,7 +10683,7 @@
         <w:rPr>
           <w:rFonts w:asciiTheme="majorHAnsi" w:hAnsiTheme="majorHAnsi" w:cstheme="majorHAnsi"/>
         </w:rPr>
-        <w:t>Nosotros mantendremos la matriz de casos con fecha, versión, ejecutor y resultado.</w:t>
+        <w:t>Mantendremos la matriz de casos con fecha, versión, ejecutor y resultado.</w:t>
       </w:r>
     </w:p>
     <w:p>
@@ -10702,7 +10698,7 @@
         <w:rPr>
           <w:rFonts w:asciiTheme="majorHAnsi" w:hAnsiTheme="majorHAnsi" w:cstheme="majorHAnsi"/>
         </w:rPr>
-        <w:t>Nosotros guardaremos capturas de los flujos de aceptación y de las funciones críticas.</w:t>
+        <w:t>Guardaremos capturas de los flujos de aceptación y de las funciones críticas.</w:t>
       </w:r>
     </w:p>
     <w:p>
@@ -10717,7 +10713,7 @@
         <w:rPr>
           <w:rFonts w:asciiTheme="majorHAnsi" w:hAnsiTheme="majorHAnsi" w:cstheme="majorHAnsi"/>
         </w:rPr>
-        <w:t>Nosotros conservaremos en el repositorio del proyecto los resultados de Pytest, de las pruebas de API y de E2E.</w:t>
+        <w:t>Conservaremos en el repositorio del proyecto los resultados de Pytest, de las pruebas de API y de E2E.</w:t>
       </w:r>
     </w:p>
     <w:p>
@@ -10732,7 +10728,7 @@
         <w:rPr>
           <w:rFonts w:asciiTheme="majorHAnsi" w:hAnsiTheme="majorHAnsi" w:cstheme="majorHAnsi"/>
         </w:rPr>
-        <w:t>Nosotros registraremos los defectos y la evidencia de su corrección o de su estado pendiente.</w:t>
+        <w:t>Registraremos los defectos y la evidencia de su corrección o de su estado pendiente.</w:t>
       </w:r>
     </w:p>
     <w:p>
@@ -10747,7 +10743,7 @@
         <w:rPr>
           <w:rFonts w:asciiTheme="majorHAnsi" w:hAnsiTheme="majorHAnsi" w:cstheme="majorHAnsi"/>
         </w:rPr>
-        <w:t>Nosotros documentaremos los resultados de Webpay Test, los payouts y los correos de Resend sin publicar credenciales, secretos ni datos bancarios.</w:t>
+        <w:t>Documentaremos los resultados de Webpay Mall, las liquidaciones y los correos de Resend sin publicar credenciales, secretos ni datos bancarios.</w:t>
       </w:r>
     </w:p>
     <w:p>
@@ -10762,7 +10758,7 @@
         <w:rPr>
           <w:rFonts w:asciiTheme="majorHAnsi" w:hAnsiTheme="majorHAnsi" w:cstheme="majorHAnsi"/>
         </w:rPr>
-        <w:t>Nosotros utilizaremos estas evidencias para construir el Plan de Pruebas Final y el Reporte de Estatus Final.</w:t>
+        <w:t>Utilizaremos estas evidencias para construir el Plan de Pruebas Final y el Reporte de Estatus Final.</w:t>
       </w:r>
     </w:p>
     <w:p>
@@ -11133,7 +11129,7 @@
                 <w:rFonts w:asciiTheme="majorHAnsi" w:hAnsiTheme="majorHAnsi" w:cstheme="majorHAnsi"/>
                 <w:sz w:val="16"/>
               </w:rPr>
-              <w:t>Administración, moderación y payouts</w:t>
+              <w:t>Administración, moderación y reembolsos</w:t>
             </w:r>
           </w:p>
         </w:tc>
@@ -11201,7 +11197,7 @@
                 <w:rFonts w:asciiTheme="majorHAnsi" w:hAnsiTheme="majorHAnsi" w:cstheme="majorHAnsi"/>
                 <w:sz w:val="16"/>
               </w:rPr>
-              <w:t>Webpay, idempotencia, retención y reembolso</w:t>
+              <w:t>Webpay Mall, idempotencia, dispersión y reembolso</w:t>
             </w:r>
           </w:p>
         </w:tc>
@@ -11609,7 +11605,7 @@
                 <w:rFonts w:asciiTheme="majorHAnsi" w:hAnsiTheme="majorHAnsi" w:cstheme="majorHAnsi"/>
                 <w:sz w:val="16"/>
               </w:rPr>
-              <w:t>Comisión y tarifa</w:t>
+              <w:t>Comisión y tarifa (Split Payment)</w:t>
             </w:r>
           </w:p>
         </w:tc>
@@ -12190,7 +12186,7 @@
         <w:rPr>
           <w:rFonts w:asciiTheme="majorHAnsi" w:hAnsiTheme="majorHAnsi" w:cstheme="majorHAnsi"/>
         </w:rPr>
-        <w:t>Nosotros revisaremos este documento semanalmente junto con el avance, los bloqueos y los riesgos. Cuando un cambio aprobado modifique un requisito, una dependencia, un flujo crítico o un criterio de aceptación, nosotros actualizaremos los casos afectados y registraremos la modificación en la minuta de control de programación. No agregaremos funcionalidades nuevas solo por iniciativa de desarrollo: cualquier ampliación tendrá que pasar por la regla de control de alcance definida para CuTuCo.</w:t>
+        <w:t>Revisaremos este documento semanalmente junto con el avance, los bloqueos y los riesgos. Cuando un cambio aprobado modifique un requisito, una dependencia, un flujo crítico o un criterio de aceptación, nosotros actualizaremos los casos afectados y registraremos la modificación en la minuta de control de programación. No agregaremos funcionalidades nuevas solo por iniciativa de desarrollo: cualquier ampliación tendrá que pasar por la regla de control de alcance definida para CuTuCo.</w:t>
       </w:r>
     </w:p>
     <w:p>
@@ -12217,14 +12213,12 @@
         <w:rPr>
           <w:rFonts w:asciiTheme="majorHAnsi" w:hAnsiTheme="majorHAnsi" w:cstheme="majorHAnsi"/>
         </w:rPr>
-        <w:t xml:space="preserve">Nosotros dejamos definido este plan como la base de calidad para la etapa de construcción. Probaremos primero los flujos que pueden afectar directamente la transacción y la confianza del sistema: autenticación y permisos, </w:t>
+        <w:t>Dejamos definido este plan como la base de calidad para la etapa de construcción. Probaremos primero los flujos que pueden afectar directamente la transacción y la confianza del sistema: autenticación y permisos, checkout, región, Webpay Mall, dispersión y reembolsos, código de verificación de entrega y sanciones. Durante las semanas 11 a 13 convertiremos estos casos iniciales en ejecución completa, agregaremos resultados reales y documentaremos las correcciones realizadas.</w:t>
       </w:r>
       <w:r>
         <w:rPr>
           <w:rFonts w:asciiTheme="majorHAnsi" w:hAnsiTheme="majorHAnsi" w:cstheme="majorHAnsi"/>
         </w:rPr>
-        <w:lastRenderedPageBreak/>
-        <w:t>checkout, región, Webpay, retención y payout, código de verificación de entrega y sanciones. Durante las semanas 11 a 13 convertiremos estos casos iniciales en ejecución completa, agregaremos resultados reales y documentaremos las correcciones realizadas.</w:t>
       </w:r>
     </w:p>
     <w:p>
@@ -12346,7 +12340,7 @@
                 <w:rFonts w:asciiTheme="majorHAnsi" w:hAnsiTheme="majorHAnsi" w:cstheme="majorHAnsi"/>
                 <w:sz w:val="16"/>
               </w:rPr>
-              <w:t>Nosotros utilizamos el alcance oficial, la metodología, los roles, la arquitectura y el cronograma del proyecto.</w:t>
+              <w:t>Utilizamos el alcance oficial, la metodología, los roles, la arquitectura y el cronograma del proyecto.</w:t>
             </w:r>
           </w:p>
         </w:tc>
@@ -12393,7 +12387,7 @@
                 <w:rFonts w:asciiTheme="majorHAnsi" w:hAnsiTheme="majorHAnsi" w:cstheme="majorHAnsi"/>
                 <w:sz w:val="16"/>
               </w:rPr>
-              <w:t>Nosotros utilizamos los requisitos vigentes (RF-001 a RF-026) y RNF01-RNF02 como base de trazabilidad.</w:t>
+              <w:t>Utilizamos los requisitos vigentes (RF-001 a RF-026) y RNF01-RNF02 como base de trazabilidad.</w:t>
             </w:r>
           </w:p>
         </w:tc>
@@ -12440,7 +12434,7 @@
                 <w:rFonts w:asciiTheme="majorHAnsi" w:hAnsiTheme="majorHAnsi" w:cstheme="majorHAnsi"/>
                 <w:sz w:val="16"/>
               </w:rPr>
-              <w:t>Nosotros utilizamos el alcance y la arquitectura actualizados para definir los casos de prueba.</w:t>
+              <w:t>Utilizamos el alcance y la arquitectura actualizados para definir los casos de prueba.</w:t>
             </w:r>
           </w:p>
         </w:tc>
@@ -12487,7 +12481,7 @@
                 <w:rFonts w:asciiTheme="majorHAnsi" w:hAnsiTheme="majorHAnsi" w:cstheme="majorHAnsi"/>
                 <w:sz w:val="16"/>
               </w:rPr>
-              <w:t>Nosotros utilizamos la distribución de responsabilidades entre Vicente Rivera e Ignacio Fuenzalida.</w:t>
+              <w:t>Utilizamos la distribución de responsabilidades entre Vicente Rivera e Ignacio Fuenzalida.</w:t>
             </w:r>
           </w:p>
         </w:tc>
@@ -12534,7 +12528,7 @@
                 <w:rFonts w:asciiTheme="majorHAnsi" w:hAnsiTheme="majorHAnsi" w:cstheme="majorHAnsi"/>
                 <w:sz w:val="16"/>
               </w:rPr>
-              <w:t>Nosotros utilizamos la calendarización de pruebas y cierre entre las semanas 1 y 13.</w:t>
+              <w:t>Utilizamos la calendarización de pruebas y cierre entre las semanas 1 y 13.</w:t>
             </w:r>
           </w:p>
         </w:tc>
